--- a/מיתוס ודרמה אנטיגונה ואיפיגניה.docx
+++ b/מיתוס ודרמה אנטיגונה ואיפיגניה.docx
@@ -5,28 +5,28 @@
     <w:p>
       <w:pPr>
         <w:bidi w:val="1"/>
-        <w:spacing w:line="360" w:lineRule="auto" w:after="0"/>
+        <w:spacing w:line="480" w:lineRule="auto" w:after="0"/>
         <w:jc w:val="both"/>
       </w:pPr>
     </w:p>
     <w:p>
       <w:pPr>
         <w:bidi w:val="1"/>
-        <w:spacing w:line="360" w:lineRule="auto" w:after="0"/>
+        <w:spacing w:line="480" w:lineRule="auto" w:after="0"/>
         <w:jc w:val="both"/>
       </w:pPr>
     </w:p>
     <w:p>
       <w:pPr>
         <w:bidi w:val="1"/>
-        <w:spacing w:line="360" w:lineRule="auto" w:after="0"/>
+        <w:spacing w:line="480" w:lineRule="auto" w:after="0"/>
         <w:jc w:val="both"/>
       </w:pPr>
     </w:p>
     <w:p>
       <w:pPr>
         <w:bidi w:val="1"/>
-        <w:spacing w:line="360" w:lineRule="auto" w:after="160"/>
+        <w:spacing w:line="240" w:lineRule="auto" w:after="120"/>
         <w:jc w:val="center"/>
       </w:pPr>
       <w:r>
@@ -44,7 +44,7 @@
     <w:p>
       <w:pPr>
         <w:bidi w:val="1"/>
-        <w:spacing w:line="360" w:lineRule="auto" w:after="80"/>
+        <w:spacing w:line="240" w:lineRule="auto" w:after="80"/>
         <w:jc w:val="center"/>
       </w:pPr>
       <w:r>
@@ -52,17 +52,17 @@
           <w:rFonts w:ascii="David" w:hAnsi="David" w:cs="David"/>
           <w:b w:val="0"/>
           <w:i w:val="0"/>
-          <w:sz w:val="26"/>
-          <w:szCs w:val="26"/>
+          <w:sz w:val="24"/>
+          <w:szCs w:val="24"/>
           <w:rtl w:val="1"/>
         </w:rPr>
-        <w:t>מיתוס ודרמה בגרמניה</w:t>
+        <w:t>מיתוס ודרמה בגרמניה (Myth and Drama in Germany) | 33938-01</w:t>
       </w:r>
     </w:p>
     <w:p>
       <w:pPr>
         <w:bidi w:val="1"/>
-        <w:spacing w:line="360" w:lineRule="auto" w:after="560"/>
+        <w:spacing w:line="240" w:lineRule="auto" w:after="600"/>
         <w:jc w:val="center"/>
       </w:pPr>
       <w:r>
@@ -70,8 +70,8 @@
           <w:rFonts w:ascii="David" w:hAnsi="David" w:cs="David"/>
           <w:b w:val="0"/>
           <w:i w:val="0"/>
-          <w:sz w:val="26"/>
-          <w:szCs w:val="26"/>
+          <w:sz w:val="24"/>
+          <w:szCs w:val="24"/>
           <w:rtl w:val="1"/>
         </w:rPr>
         <w:t>מרצה: פרופ' מיכל בן-חורין</w:t>
@@ -80,7 +80,7 @@
     <w:p>
       <w:pPr>
         <w:bidi w:val="1"/>
-        <w:spacing w:line="360" w:lineRule="auto" w:after="40"/>
+        <w:spacing w:line="240" w:lineRule="auto" w:after="80"/>
         <w:jc w:val="center"/>
       </w:pPr>
       <w:r>
@@ -88,17 +88,17 @@
           <w:rFonts w:ascii="David" w:hAnsi="David" w:cs="David"/>
           <w:b/>
           <w:i w:val="0"/>
-          <w:sz w:val="34"/>
-          <w:szCs w:val="34"/>
+          <w:sz w:val="36"/>
+          <w:szCs w:val="36"/>
           <w:rtl w:val="1"/>
         </w:rPr>
-        <w:t>בין המרד הטרגי לפיוס ההומני:</w:t>
+        <w:t>בין המרד הטרגי לפיוס ההומני</w:t>
       </w:r>
     </w:p>
     <w:p>
       <w:pPr>
         <w:bidi w:val="1"/>
-        <w:spacing w:line="360" w:lineRule="auto" w:after="560"/>
+        <w:spacing w:line="240" w:lineRule="auto" w:after="600"/>
         <w:jc w:val="center"/>
       </w:pPr>
       <w:r>
@@ -106,8 +106,8 @@
           <w:rFonts w:ascii="David" w:hAnsi="David" w:cs="David"/>
           <w:b/>
           <w:i w:val="0"/>
-          <w:sz w:val="30"/>
-          <w:szCs w:val="30"/>
+          <w:sz w:val="28"/>
+          <w:szCs w:val="28"/>
           <w:rtl w:val="1"/>
         </w:rPr>
         <w:t>הגיבורה מול השליט ב"אנטיגונה" של ברכט וב"איפיגניה בטאוריס" של גיתה</w:t>
@@ -116,7 +116,7 @@
     <w:p>
       <w:pPr>
         <w:bidi w:val="1"/>
-        <w:spacing w:line="360" w:lineRule="auto" w:after="480"/>
+        <w:spacing w:line="240" w:lineRule="auto" w:after="520"/>
         <w:jc w:val="center"/>
       </w:pPr>
       <w:r>
@@ -134,7 +134,7 @@
     <w:p>
       <w:pPr>
         <w:bidi w:val="1"/>
-        <w:spacing w:line="360" w:lineRule="auto" w:after="40"/>
+        <w:spacing w:line="240" w:lineRule="auto" w:after="400"/>
         <w:jc w:val="center"/>
       </w:pPr>
       <w:r>
@@ -142,17 +142,17 @@
           <w:rFonts w:ascii="David" w:hAnsi="David" w:cs="David"/>
           <w:b w:val="0"/>
           <w:i w:val="0"/>
-          <w:sz w:val="26"/>
-          <w:szCs w:val="26"/>
+          <w:sz w:val="24"/>
+          <w:szCs w:val="24"/>
           <w:rtl w:val="1"/>
         </w:rPr>
-        <w:t>מגיש: ___________________</w:t>
+        <w:t>מגיש/ה: ___________________          ת.ז: ___________________</w:t>
       </w:r>
     </w:p>
     <w:p>
       <w:pPr>
         <w:bidi w:val="1"/>
-        <w:spacing w:line="360" w:lineRule="auto" w:after="40"/>
+        <w:spacing w:line="240" w:lineRule="auto" w:after="40"/>
         <w:jc w:val="center"/>
       </w:pPr>
       <w:r>
@@ -160,29 +160,11 @@
           <w:rFonts w:ascii="David" w:hAnsi="David" w:cs="David"/>
           <w:b w:val="0"/>
           <w:i w:val="0"/>
-          <w:sz w:val="26"/>
-          <w:szCs w:val="26"/>
+          <w:sz w:val="24"/>
+          <w:szCs w:val="24"/>
           <w:rtl w:val="1"/>
         </w:rPr>
-        <w:t>ת.ז: ___________________</w:t>
-      </w:r>
-    </w:p>
-    <w:p>
-      <w:pPr>
-        <w:bidi w:val="1"/>
-        <w:spacing w:line="360" w:lineRule="auto" w:after="40"/>
-        <w:jc w:val="center"/>
-      </w:pPr>
-      <w:r>
-        <w:rPr>
-          <w:rFonts w:ascii="David" w:hAnsi="David" w:cs="David"/>
-          <w:b w:val="0"/>
-          <w:i w:val="0"/>
-          <w:sz w:val="26"/>
-          <w:szCs w:val="26"/>
-          <w:rtl w:val="1"/>
-        </w:rPr>
-        <w:t>שנת הלימודים תשפ"ו</w:t>
+        <w:t>אב תשפ"ו | אוגוסט 2026</w:t>
       </w:r>
     </w:p>
     <w:p>
@@ -193,7 +175,7 @@
     <w:p>
       <w:pPr>
         <w:bidi w:val="1"/>
-        <w:spacing w:line="360" w:lineRule="auto" w:after="160"/>
+        <w:spacing w:line="480" w:lineRule="auto" w:after="200"/>
         <w:jc w:val="right"/>
       </w:pPr>
       <w:r>
@@ -201,8 +183,8 @@
           <w:rFonts w:ascii="David" w:hAnsi="David" w:cs="David"/>
           <w:b/>
           <w:i w:val="0"/>
-          <w:sz w:val="28"/>
-          <w:szCs w:val="28"/>
+          <w:sz w:val="26"/>
+          <w:szCs w:val="26"/>
           <w:rtl w:val="1"/>
         </w:rPr>
         <w:t>מבוא</w:t>
@@ -211,7 +193,7 @@
     <w:p>
       <w:pPr>
         <w:bidi w:val="1"/>
-        <w:spacing w:line="360" w:lineRule="auto" w:after="160"/>
+        <w:spacing w:line="480" w:lineRule="auto" w:after="160"/>
         <w:jc w:val="both"/>
       </w:pPr>
       <w:r>
@@ -223,13 +205,13 @@
           <w:szCs w:val="24"/>
           <w:rtl w:val="1"/>
         </w:rPr>
-        <w:t>שני המחזות שבחרתי להעמיד זה מול זה נולדו מאותו מקור, המיתוס היווני, אך הם מושכים אותו לשני קטבים מנוגדים. "איפיגניה בטאוריס" של גיתה (1787) ו"אנטיגונה" של ברטולט ברכט (1948) שניהם עיבודים גרמניים לטרגדיה יוונית, ושניהם מעמידים במרכזם אישה שמסרבת לציית לצו של שליט. אבל בעוד גיתה מיישב את הסכסוך בפיוס הומני, ברכט מותיר אותו פצע פתוח וטעון פוליטית. הטענה שאוביל בעבודה זו היא ששני המחזות מגלמים שני אופנים הפוכים שבהם הדרמה הגרמנית מתייחסת אל המיתוס, האחד גואל אותו והשני מפרק אותו, ושדווקא ההעמדה שלהם זה מול זה חושפת מהו בכלל היחס שבין מיתוס לדרמה.</w:t>
+        <w:t>הקורס מיתוס ודרמה בגרמניה בוחן כיצד יוצרים ויוצרות בגרמניה פונים אל המיתוס, ואילו סוגיות תרבותיות ואתיות הפנייה הזאת מעלה (בן-חורין, תשפ"ו). עבודה זו מעמידה זו מול זו שתי יצירות שמושכות את אותו חומר מיתי לשני קטבים מנוגדים. "איפיגניה בטאוריס" של גיתה (1787/1981) ו"אנטיגונה" של ברטולט ברכט (1948/2022) שתיהן עיבודים גרמניים לטרגדיה יוונית, ושתיהן מעמידות במרכזן אישה שמסרבת לציית לצו של שליט. אך בעוד גיתה מיישב את הסכסוך בפיוס הומני, ברכט מותיר אותו פצע פתוח וטעון פוליטית. הטענה המרכזית בעבודה היא ששתי היצירות מגלמות שני אופנים הפוכים שבהם הדרמה הגרמנית מתייחסת אל המיתוס, האחד גואל אותו והשני מפרק אותו, ושדווקא ההעמדה שלהן זו מול זו חושפת מהו היחס שבין מיתוס לדרמה (בן-חורין, תשפ"ו).</w:t>
       </w:r>
     </w:p>
     <w:p>
       <w:pPr>
         <w:bidi w:val="1"/>
-        <w:spacing w:line="360" w:lineRule="auto" w:after="160"/>
+        <w:spacing w:line="480" w:lineRule="auto" w:after="160"/>
         <w:jc w:val="both"/>
       </w:pPr>
       <w:r>
@@ -241,13 +223,13 @@
           <w:szCs w:val="24"/>
           <w:rtl w:val="1"/>
         </w:rPr>
-        <w:t>אבחן את המחזות בשלושה מהלכים. תחילה אתאר כיצד כל מחזה ניגש אל המקור המיתי שלו ואל יסוד הגורל. אחר כך אעמיד את שתי סצנות היסוד, הגיבורה מול השליט, זו מול זה. ולבסוף אדון בפתרון המנוגד של שני המחזות, הטרגי מול ההומני, ובמה שאפשר ללמוד מן ההבדל הזה על עצם המפגש בין מיתוס לדרמה.</w:t>
+        <w:t>הדיון מתקדם בשלושה מהלכים. תחילה מתואר כיצד כל מחזה ניגש אל המקור המיתי שלו ואל יסוד הגורל. לאחר מכן מועמדות שתי סצנות היסוד, הגיבורה מול השליט, זו מול זו. לבסוף נבחן הפתרון המנוגד של שני המחזות, הטרגי-פוליטי מול ההומני, ומה שאפשר ללמוד מן ההבדל על עצם המפגש בין מיתוס לדרמה.</w:t>
       </w:r>
     </w:p>
     <w:p>
       <w:pPr>
         <w:bidi w:val="1"/>
-        <w:spacing w:line="360" w:lineRule="auto" w:after="160"/>
+        <w:spacing w:line="480" w:lineRule="auto" w:after="200"/>
         <w:jc w:val="right"/>
       </w:pPr>
       <w:r>
@@ -255,8 +237,8 @@
           <w:rFonts w:ascii="David" w:hAnsi="David" w:cs="David"/>
           <w:b/>
           <w:i w:val="0"/>
-          <w:sz w:val="28"/>
-          <w:szCs w:val="28"/>
+          <w:sz w:val="26"/>
+          <w:szCs w:val="26"/>
           <w:rtl w:val="1"/>
         </w:rPr>
         <w:t>א. שני עיבודים, שתי גישות אל המיתוס</w:t>
@@ -265,7 +247,7 @@
     <w:p>
       <w:pPr>
         <w:bidi w:val="1"/>
-        <w:spacing w:line="360" w:lineRule="auto" w:after="160"/>
+        <w:spacing w:line="480" w:lineRule="auto" w:after="160"/>
         <w:jc w:val="both"/>
       </w:pPr>
       <w:r>
@@ -277,13 +259,13 @@
           <w:szCs w:val="24"/>
           <w:rtl w:val="1"/>
         </w:rPr>
-        <w:t>המיתוס אינו סיפור קבוע אלא חומר שנמסר מחדש בכל דור, וכל עיבוד הוא גם פרשנות. המאמר של הלן שו על אנטיגונה מיטיב לנסח זאת כשהוא כותב שלכל דור יש גרסת "אנטיגונה" משלו, ושהדמות חוזרת ומופיעה בכל מקום שבו יש "זיהום" כלשהו בגוף הפוליטי (שו, 2026). גיתה וברכט לוקחים את החומר המיתי לשני כיוונים שמגלמים בדיוק את הפער הזה.</w:t>
+        <w:t>המיתוס אינו סיפור קבוע אלא חומר שנמסר מחדש בכל דור, וכל עיבוד הוא כבר פרשנות. זו נקודת המוצא של הקורס באשר לפנייה של הדרמה הגרמנית אל המיתוס (בן-חורין, תשפ"ו). מאמרה של הלן שו ב"ניו יורק טיימס" ממחיש זאת: אנטיגונה חוזרת ומועלית על הבמה שוב ושוב, ובשנת 2026 לבדה הועלתה בניו יורק בכמה הפקות שונות זו לצד זו, עדות לכך שהדמות אינה מתיישנת אלא נקראת מחדש בכל תקופה (שו, 2026).</w:t>
       </w:r>
     </w:p>
     <w:p>
       <w:pPr>
         <w:bidi w:val="1"/>
-        <w:spacing w:line="360" w:lineRule="auto" w:after="160"/>
+        <w:spacing w:line="480" w:lineRule="auto" w:after="160"/>
         <w:jc w:val="both"/>
       </w:pPr>
       <w:r>
@@ -295,13 +277,13 @@
           <w:szCs w:val="24"/>
           <w:rtl w:val="1"/>
         </w:rPr>
-        <w:t>גיתה נשען על המיתוס של איפיגניה, בתו של אגממנון, שהוקרבה בידי אביה ואז ניצלה בידי האלה ארטמיס והועברה לטאוריס, שם היא משמשת כוהנת. אצל אוריפידס נפתר המתח בהתערבות אלוהית, בדאוס אקס מכינה. גיתה מסלק את המנגנון הזה. הוא מעביר את מרכז הכובד מן האלים אל האדם, ואת ההצלה הוא מפקיד לא בידי אלה שיורדת מן המכונה אלא בידי המוסריות של הגיבורה. הוא עצמו תיאר את איפיגניה שלו כ"הומאנית עד כדי שדים", ובכך סימן את המושג שבמרכז המחזה, ה-Humanität, האנושיות כאידאל.</w:t>
+        <w:t>גיתה נשען על המיתוס של איפיגניה, בתו של אגממנון, שהוקרבה בידי אביה, ניצלה בידי האלה ארטמיס והועברה לטאוריס לשמש כוהנת. אצל אוריפידס, המקור היווני שהקורס מעמיד מולו את העיבוד הגרמני, נפתר המתח בהתערבות אלוהית, בדאוס אקס מכינה (בן-חורין, תשפ"ו). גיתה מסלק את המנגנון הזה. הוא מעביר את מרכז הכובד מן האלים אל האדם, ואת ההצלה הוא מפקיד לא בידי אלה שיורדת מן המכונה אלא במוסריותה של הגיבורה, באידאל האנושיות (Humanität) שעומד במרכז המחזה ומנוסח בשורותיו שלו (גיתה, 1787/1981).</w:t>
       </w:r>
     </w:p>
     <w:p>
       <w:pPr>
         <w:bidi w:val="1"/>
-        <w:spacing w:line="360" w:lineRule="auto" w:after="160"/>
+        <w:spacing w:line="480" w:lineRule="auto" w:after="160"/>
         <w:jc w:val="both"/>
       </w:pPr>
       <w:r>
@@ -313,13 +295,13 @@
           <w:szCs w:val="24"/>
           <w:rtl w:val="1"/>
         </w:rPr>
-        <w:t>ברכט הולך בכיוון ההפוך. הוא נשען על תרגומו הבלתי שגרתי של הלדרלין לסופוקלס, ומוציא מן הטרגדיה את מה שהוא ראה כ"ערפל האידאולוגי" שלה, כלומר את יסוד הגורל. במקום גורל מיתי הוא מציב סיבתיות פוליטית. הוא פותח את המחזה בפרולוג שמתרחש בברלין באפריל 1945, שבו שתי אחיות חוזרות ממקלט הגנה מפני הפצצות ומגלות את אחיהן תלוי בידי איש אס-אס (ברכט, עמ' 3). כך, עוד לפני שהמיתוס היווני מתחיל, הוא כבר מעוגן בזמן ההיסטורי הקונקרטי של גרמניה הנאצית. כפי שמראה זטי, אצל ברכט אנטיגונה הופכת לכלי לזיכרון של מלחמת העולם ולחשיפת מנגנוני הכוח, לא לסיפור על גורל (Zetti, 2017).</w:t>
+        <w:t>ברכט הולך בכיוון ההפוך. הוא נשען על תרגומו הבלתי שגרתי של הלדרלין לסופוקלס, ומוציא מן הטרגדיה את מה שראה כ"ערפל האידאולוגי" שלה, כלומר את יסוד הגורל, ומחליף אותו בסיבתיות פוליטית (ברכט, 1948/2022). הוא פותח את המחזה בפרולוג שמתרחש בברלין באפריל 1945, שבו שתי אחיות חוזרות ממקלט מפני הפצצות ומגלות את אחיהן תלוי בידי איש אס-אס (ברכט, 1948/2022, עמ' 3). כך, עוד לפני שהמיתוס היווני מתחיל, הוא כבר מעוגן בזמן ההיסטורי הקונקרטי של גרמניה הנאצית. כפי שמראה זטי, במאה העשרים באירופה הופכת אנטיגונה לכלי של זיכרון, פוליטיקה והתנגדות, לא לסיפור על גורל (Zetti, 2017).</w:t>
       </w:r>
     </w:p>
     <w:p>
       <w:pPr>
         <w:bidi w:val="1"/>
-        <w:spacing w:line="360" w:lineRule="auto" w:after="160"/>
+        <w:spacing w:line="480" w:lineRule="auto" w:after="200"/>
         <w:jc w:val="right"/>
       </w:pPr>
       <w:r>
@@ -327,8 +309,8 @@
           <w:rFonts w:ascii="David" w:hAnsi="David" w:cs="David"/>
           <w:b/>
           <w:i w:val="0"/>
-          <w:sz w:val="28"/>
-          <w:szCs w:val="28"/>
+          <w:sz w:val="26"/>
+          <w:szCs w:val="26"/>
           <w:rtl w:val="1"/>
         </w:rPr>
         <w:t>ב. הגיבורה מול השליט</w:t>
@@ -337,7 +319,7 @@
     <w:p>
       <w:pPr>
         <w:bidi w:val="1"/>
-        <w:spacing w:line="360" w:lineRule="auto" w:after="160"/>
+        <w:spacing w:line="480" w:lineRule="auto" w:after="160"/>
         <w:jc w:val="both"/>
       </w:pPr>
       <w:r>
@@ -349,13 +331,13 @@
           <w:szCs w:val="24"/>
           <w:rtl w:val="1"/>
         </w:rPr>
-        <w:t>בשני המחזות עומדת אישה מול שליט גבר שדורש ממנה כניעה, ובשני המקרים הסירוב נובע מנאמנות לערך שגבוה מצו המלך. אבל אופי הסירוב שונה לגמרי.</w:t>
+        <w:t>בשני המחזות עומדת אישה מול שליט גבר שדורש ממנה כניעה, ובשני המקרים הסירוב נובע מנאמנות לערך שגבוה מצו המלך, אך אופי הסירוב שונה לגמרי (בן-חורין, תשפ"ו).</w:t>
       </w:r>
     </w:p>
     <w:p>
       <w:pPr>
         <w:bidi w:val="1"/>
-        <w:spacing w:line="360" w:lineRule="auto" w:after="160"/>
+        <w:spacing w:line="480" w:lineRule="auto" w:after="160"/>
         <w:jc w:val="both"/>
       </w:pPr>
       <w:r>
@@ -367,32 +349,13 @@
           <w:szCs w:val="24"/>
           <w:rtl w:val="1"/>
         </w:rPr>
-        <w:t>אנטיגונה של ברכט מתעמתת עם קראון בשפה של כוח ושל פוליטיקה. כשהוא מזכיר לה שהיא הפרה את חוקי המדינה, היא משיבה שהחוקים האלה אינם נצחיים אלא אנושיים, ולכן שבירים:</w:t>
+        <w:t>אנטיגונה של ברכט מתעמתת עם קראון בשפה של כוח ושל פוליטיקה. כשהוא מזכיר לה שהפרה את חוקי המדינה, היא משיבה שהחוקים האלה אינם נצחיים אלא אנושיים ולכן שבירים: "מכיוון שהם שלך, של בן תמותה, בן תמותה יכול להפר אותם, ואני רק קצת מעט פחות בת תמותה ממך" (ברכט, 1948/2022, עמ' 22).</w:t>
       </w:r>
     </w:p>
     <w:p>
       <w:pPr>
         <w:bidi w:val="1"/>
-        <w:spacing w:line="360" w:lineRule="auto" w:after="120"/>
-        <w:ind w:right="720"/>
-        <w:jc w:val="right"/>
-      </w:pPr>
-      <w:r>
-        <w:rPr>
-          <w:rFonts w:ascii="David" w:hAnsi="David" w:cs="David"/>
-          <w:b w:val="0"/>
-          <w:i w:val="0"/>
-          <w:sz w:val="22"/>
-          <w:szCs w:val="22"/>
-          <w:rtl w:val="1"/>
-        </w:rPr>
-        <w:t>"מכיוון שהם שלך, של בן תמותה, בן תמותה יכול להפר אותם, ואני רק קצת מעט פחות בת תמותה ממך" (ברכט, עמ' 22).</w:t>
-      </w:r>
-    </w:p>
-    <w:p>
-      <w:pPr>
-        <w:bidi w:val="1"/>
-        <w:spacing w:line="360" w:lineRule="auto" w:after="160"/>
+        <w:spacing w:line="480" w:lineRule="auto" w:after="160"/>
         <w:jc w:val="both"/>
       </w:pPr>
       <w:r>
@@ -404,32 +367,13 @@
           <w:szCs w:val="24"/>
           <w:rtl w:val="1"/>
         </w:rPr>
-        <w:t>הרגע החד ביותר הוא כשהעימות נחשף כעימות על מלחמה. אנטיגונה מבחינה בין מוות למען המולדת לבין מוות למען השליט עצמו, ומאשימה את קראון שהוא מנהל מלחמת כיבוש בארץ זרה:</w:t>
+        <w:t>הרגע החד ביותר הוא כשהעימות נחשף כעימות על מלחמה. אנטיגונה מבחינה בין מוות למען המולדת לבין מוות למען השליט עצמו, ומאשימה את קראון שהוא מנהל מלחמת כיבוש בארץ זרה: "שני דברים שונים הם למות בעד הארץ ולמות בשבילָך [...] דווקא יש, שלָך [...] ארץ זרה" (ברכט, 1948/2022, עמ' 24). זהו השינוי המהותי שברכט מכניס. אצלו הסכסוך אינו רק בין חוק המשפחה לחוק המדינה, הקריאה הקלאסית המזוהה עם הגל שהקורס בוחן בהקשר של התקבלות המחזה, אלא בין הפרט לשלטון תוקפני שמוביל את עמו למלחמת שווא (בן-חורין, תשפ"ו). אנטיגונה אינה קדושה מיתית אלא קול פוליטי מתריס.</w:t>
       </w:r>
     </w:p>
     <w:p>
       <w:pPr>
         <w:bidi w:val="1"/>
-        <w:spacing w:line="360" w:lineRule="auto" w:after="120"/>
-        <w:ind w:right="720"/>
-        <w:jc w:val="right"/>
-      </w:pPr>
-      <w:r>
-        <w:rPr>
-          <w:rFonts w:ascii="David" w:hAnsi="David" w:cs="David"/>
-          <w:b w:val="0"/>
-          <w:i w:val="0"/>
-          <w:sz w:val="22"/>
-          <w:szCs w:val="22"/>
-          <w:rtl w:val="1"/>
-        </w:rPr>
-        <w:t>"שני דברים שונים הם למות בעד הארץ ולמות בשבילָך." קראון: "אז אין מלחמה?" אנטיגונה: "דווקא יש, שלָך." קראון: "לא על הארץ?" אנטיגונה: "ארץ זרה" (ברכט, עמ' 24).</w:t>
-      </w:r>
-    </w:p>
-    <w:p>
-      <w:pPr>
-        <w:bidi w:val="1"/>
-        <w:spacing w:line="360" w:lineRule="auto" w:after="160"/>
+        <w:spacing w:line="480" w:lineRule="auto" w:after="160"/>
         <w:jc w:val="both"/>
       </w:pPr>
       <w:r>
@@ -441,13 +385,31 @@
           <w:szCs w:val="24"/>
           <w:rtl w:val="1"/>
         </w:rPr>
-        <w:t>זהו השינוי המהותי שברכט מכניס. אצלו הסכסוך אינו רק בין חוק המשפחה לחוק המדינה, כפי שקרא אותו הגל, אלא בין הפרט לבין שלטון תוקפני שמוביל את עמו למלחמת שווא. אנטיגונה אינה קדושה מיתית אלא קול פוליטי מתריס.</w:t>
+        <w:t>איפיגניה של גיתה עומדת במצב דומה במבנהו אך שונה לחלוטין בטונו. גם היא זרה בארץ נכר, נתונה לרצונו של מלך, תואס, שמבקש לשאת אותה לאישה. המונולוג הפותח שלה הוא קינה של אישה עקורה, שכנועה מבחוץ אך אינו נשבר מבפנים: "כָּךְ זֶה שָׁנִים שׁוֹמְרֵנִי פֹּה בַּסֵּתֶר / רָצוֹן עֶלְיוֹן, וְלוֹ אֲנִי נִכְנַעַת; / אוּלָם זָרָה נוֹתַרְתִּי כְּבַתְּחִלָּה" (גיתה, 1787/1981, שורות 7-9). היא מתגעגעת הביתה ומקוננת על גורל האישה הבודדה (גיתה, 1787/1981, שורות 15-16). אך בניגוד לאנטיגונה, איפיגניה אינה נלחמת בשליט בשפה של כוח, אלא בכוח האמת: ברגע המכריע היא מסרבת לרמות את תואס ולגנוב את פסל האלה כפי שאחיה מציע, ובוחרת לומר לו את האמת במלואה (גיתה, 1787/1981).</w:t>
       </w:r>
     </w:p>
     <w:p>
       <w:pPr>
         <w:bidi w:val="1"/>
-        <w:spacing w:line="360" w:lineRule="auto" w:after="160"/>
+        <w:spacing w:line="480" w:lineRule="auto" w:after="200"/>
+        <w:jc w:val="right"/>
+      </w:pPr>
+      <w:r>
+        <w:rPr>
+          <w:rFonts w:ascii="David" w:hAnsi="David" w:cs="David"/>
+          <w:b/>
+          <w:i w:val="0"/>
+          <w:sz w:val="26"/>
+          <w:szCs w:val="26"/>
+          <w:rtl w:val="1"/>
+        </w:rPr>
+        <w:t>ג. הפתרון: טרגי-פוליטי מול הומני</w:t>
+      </w:r>
+    </w:p>
+    <w:p>
+      <w:pPr>
+        <w:bidi w:val="1"/>
+        <w:spacing w:line="480" w:lineRule="auto" w:after="160"/>
         <w:jc w:val="both"/>
       </w:pPr>
       <w:r>
@@ -459,32 +421,13 @@
           <w:szCs w:val="24"/>
           <w:rtl w:val="1"/>
         </w:rPr>
-        <w:t>איפיגניה של גיתה עומדת במצב דומה במבנה שלו אך שונה לחלוטין בטון. גם היא זרה בארץ נכר, נתונה לרצונו של מלך, תואס, שמבקש לשאת אותה לאישה. המונולוג הפותח שלה הוא קינה של אישה עקורה, שכנועה מבחוץ אך אינו נשבר מבפנים:</w:t>
+        <w:t>כאן, בסיום, נפרדות הדרכים לגמרי. אצל ברכט אין גאולה. פירוק הגורל אינו מוביל אל פיוס אלא אל חורבן. קראון מאבד את בנו ואת מלחמתו, והמחזה מסתיים בהתרסקות השלטון בלי שום נחמה. ברכט אינו רוצה שהצופה יצא מטוהר בקתרזיס אלא שיצא מפוכח: פירוק המיתוס הוא עצמו האמירה, שאין גורל שמצדיק את הזוועה, יש רק בני אדם והחלטותיהם, ואת אלה אפשר וצריך לשפוט (ברכט, 1948/2022).</w:t>
       </w:r>
     </w:p>
     <w:p>
       <w:pPr>
         <w:bidi w:val="1"/>
-        <w:spacing w:line="360" w:lineRule="auto" w:after="120"/>
-        <w:ind w:right="720"/>
-        <w:jc w:val="right"/>
-      </w:pPr>
-      <w:r>
-        <w:rPr>
-          <w:rFonts w:ascii="David" w:hAnsi="David" w:cs="David"/>
-          <w:b w:val="0"/>
-          <w:i w:val="0"/>
-          <w:sz w:val="22"/>
-          <w:szCs w:val="22"/>
-          <w:rtl w:val="1"/>
-        </w:rPr>
-        <w:t>"כָּךְ זֶה שָׁנִים שׁוֹמְרֵנִי פֹּה בַּסֵּתֶר / רָצוֹן עֶלְיוֹן, וְלוֹ אֲנִי נִכְנַעַת; / אוּלָם זָרָה נוֹתַרְתִּי כְּבַתְּחִלָּה" (גיתה, שורות 7-9).</w:t>
-      </w:r>
-    </w:p>
-    <w:p>
-      <w:pPr>
-        <w:bidi w:val="1"/>
-        <w:spacing w:line="360" w:lineRule="auto" w:after="160"/>
+        <w:spacing w:line="480" w:lineRule="auto" w:after="160"/>
         <w:jc w:val="both"/>
       </w:pPr>
       <w:r>
@@ -496,31 +439,13 @@
           <w:szCs w:val="24"/>
           <w:rtl w:val="1"/>
         </w:rPr>
-        <w:t>היא מתגעגעת הביתה ומקוננת על גורל האישה הבודדה, "אָבוֹי לַחַי גַּלְמוּד הַרְחֵק מִבֵּית / שֶׁל אָב וָאֵם וְאָח" (גיתה, שורות 15-16). אבל בניגוד לאנטיגונה, איפיגניה לא נלחמת בשליט בשפה של כוח. הנשק שלה הוא האמת. ברגע המכריע היא מסרבת לרמות את תואס ולגנוב את פסל האלה כפי שאחיה מציע, ובוחרת לומר לו את האמת במלואה.</w:t>
+        <w:t>אצל גיתה קורה ההפך. במקום שהמכונה האלוהית תתיר את הקשר, האמת האנושית של איפיגניה היא שממיסה את לב המלך. היא קוראת לתואס לפעול מן הלב ולא מן החישוב, "רַק הַסָּפֵק הוֹפֵךְ הַטּוֹב לְרָע. / אַל שְׁקוּלִים! קַיֵּם מִצְוַת לִבֶּךָ" (גיתה, 1787/1981, שורה 1990), ובשיא היא מנסחת את עקרון האנושיות, שהטוב אינו זקוק לחישובי תועלת, "לַעֲשׂוֹת הַטּוֹב, בִּשְׁקוּלִים אֵין צֹרֶךְ" (גיתה, 1787/1981, שורה 2000). תואס, הברברי לכאורה, נענה דווקא הוא לקריאה האנושית ומושיט יד לשלום, "הוֹשֶׁט נָא לִי יָדְךָ לְאוֹת שָׁלוֹם" (גיתה, 1787/1981, שורה 1985). הסכסוך המיתי, שאצל אוריפידס נפתר בכוח אלוהי, נפתר כאן בכוחו המוסרי של האדם.</w:t>
       </w:r>
     </w:p>
     <w:p>
       <w:pPr>
         <w:bidi w:val="1"/>
-        <w:spacing w:line="360" w:lineRule="auto" w:after="160"/>
-        <w:jc w:val="right"/>
-      </w:pPr>
-      <w:r>
-        <w:rPr>
-          <w:rFonts w:ascii="David" w:hAnsi="David" w:cs="David"/>
-          <w:b/>
-          <w:i w:val="0"/>
-          <w:sz w:val="28"/>
-          <w:szCs w:val="28"/>
-          <w:rtl w:val="1"/>
-        </w:rPr>
-        <w:t>ג. הפתרון: טרגי-פוליטי מול הומני</w:t>
-      </w:r>
-    </w:p>
-    <w:p>
-      <w:pPr>
-        <w:bidi w:val="1"/>
-        <w:spacing w:line="360" w:lineRule="auto" w:after="160"/>
+        <w:spacing w:line="480" w:lineRule="auto" w:after="160"/>
         <w:jc w:val="both"/>
       </w:pPr>
       <w:r>
@@ -532,13 +457,31 @@
           <w:szCs w:val="24"/>
           <w:rtl w:val="1"/>
         </w:rPr>
-        <w:t>כאן, בסיום, נפרדות הדרכים לגמרי. אצל ברכט אין גאולה. פירוק הגורל אינו מוביל אל פיוס אלא אל חורבן. קראון מאבד את בנו ואת מלחמתו, והמחזה מסתיים בהתרסקות השלטון בלי שום נחמה. ברכט אינו רוצה שנצא מטוהרים (קתרזיס), אלא שנצא מפוכחים. הפירוק של המיתוס הוא עצמו האמירה, שאין גורל שמצדיק את הזוועה, יש רק בני אדם והחלטותיהם, ואת אלה אפשר וצריך לשפוט.</w:t>
+        <w:t>שני הסיומים האלה הם שתי תשובות הפוכות לאותה שאלה שהקורס מציב על הפנייה אל המיתוס, מה עושים עם המיתוס (בן-חורין, תשפ"ו). גיתה גואל אותו: הוא לוקח סיפור אכזרי של קורבן אדם והופך אותו לעדות ליכולתו של האדם להשתחרר מן האלימות בכוח האנושיות שבו. ברכט מסרב לגאולה הזאת. הוא חושף את המיתוס כמסך שמסתיר יחסי כוח, ומפרק אותו כדי שייחשף המנגנון הפוליטי שמאחוריו (ברכט, 1948/2022).</w:t>
       </w:r>
     </w:p>
     <w:p>
       <w:pPr>
         <w:bidi w:val="1"/>
-        <w:spacing w:line="360" w:lineRule="auto" w:after="160"/>
+        <w:spacing w:line="480" w:lineRule="auto" w:after="200"/>
+        <w:jc w:val="right"/>
+      </w:pPr>
+      <w:r>
+        <w:rPr>
+          <w:rFonts w:ascii="David" w:hAnsi="David" w:cs="David"/>
+          <w:b/>
+          <w:i w:val="0"/>
+          <w:sz w:val="26"/>
+          <w:szCs w:val="26"/>
+          <w:rtl w:val="1"/>
+        </w:rPr>
+        <w:t>ד. מה לומדים מן ההשוואה</w:t>
+      </w:r>
+    </w:p>
+    <w:p>
+      <w:pPr>
+        <w:bidi w:val="1"/>
+        <w:spacing w:line="480" w:lineRule="auto" w:after="160"/>
         <w:jc w:val="both"/>
       </w:pPr>
       <w:r>
@@ -550,32 +493,13 @@
           <w:szCs w:val="24"/>
           <w:rtl w:val="1"/>
         </w:rPr>
-        <w:t>אצל גיתה קורה ההפך הגמור. במקום שהמכונה האלוהית תתיר את הקשר, האמת האנושית של איפיגניה היא שממיסה את לב המלך. היא קוראת לתואס לפעול מן הלב ולא מן החישוב:</w:t>
+        <w:t>ההעמדה של שני המחזות זו מול זו מלמדת שהמיתוס אינו נושא בתוכו משמעות אחת קבועה, אלא הוא מעין מסך שעליו כל דרמטורג מקרין את שאלת התקופה שלו (בן-חורין, תשפ"ו). גיתה, בן הקלאסיקה של ויימאר, מקרין על המיתוס את האמונה הנאורה ביכולת האדם להשתלם ולגבור על הברבריות. ברכט, אחרי אושוויץ ואחרי המלחמה, כבר אינו יכול להאמין בגאולה הזאת, ולכן הופך את המיתוס לכלי ביקורת פוליטי (Zetti, 2017).</w:t>
       </w:r>
     </w:p>
     <w:p>
       <w:pPr>
         <w:bidi w:val="1"/>
-        <w:spacing w:line="360" w:lineRule="auto" w:after="120"/>
-        <w:ind w:right="720"/>
-        <w:jc w:val="right"/>
-      </w:pPr>
-      <w:r>
-        <w:rPr>
-          <w:rFonts w:ascii="David" w:hAnsi="David" w:cs="David"/>
-          <w:b w:val="0"/>
-          <w:i w:val="0"/>
-          <w:sz w:val="22"/>
-          <w:szCs w:val="22"/>
-          <w:rtl w:val="1"/>
-        </w:rPr>
-        <w:t>"רַק הַסָּפֵק הוֹפֵךְ הַטּוֹב לְרָע. / אַל שְׁקוּלִים! קַיֵּם מִצְוַת לִבֶּךָ" (גיתה, שורה 1990).</w:t>
-      </w:r>
-    </w:p>
-    <w:p>
-      <w:pPr>
-        <w:bidi w:val="1"/>
-        <w:spacing w:line="360" w:lineRule="auto" w:after="160"/>
+        <w:spacing w:line="480" w:lineRule="auto" w:after="160"/>
         <w:jc w:val="both"/>
       </w:pPr>
       <w:r>
@@ -587,13 +511,13 @@
           <w:szCs w:val="24"/>
           <w:rtl w:val="1"/>
         </w:rPr>
-        <w:t>ובשיא היא מנסחת את עקרון היסוד של ההומאניות, שהטוב אינו זקוק לחישובי תועלת, "לַעֲשׂוֹת הַטּוֹב, בִּשְׁקוּלִים אֵין צֹרֶךְ" (גיתה, שורה 2000). תואס, שהוא ברברי לכאורה, נענה דווקא הוא לקריאה האנושית, ומושיט יד לשלום: "הוֹשֶׁט נָא לִי יָדְךָ לְאוֹת שָׁלוֹם" (גיתה, שורה 1985). הסכסוך המיתי, שאצל אוריפידס נפתר בכוח אלוהי, נפתר כאן בכוח המוסרי של האדם.</w:t>
+        <w:t>ההבדל הזה נוגע ישירות בשאלה שהמחזות מציבים על הגיבורה. אנטיגונה של ברכט ואיפיגניה של גיתה שתיהן נשים שמתייצבות מול סמכות גברית בשם ערך עליון, אך אצל ברכט הערך הוא צדק פוליטי שמוביל אל מוות, ואצל גיתה הוא אנושיות שמובילה אל חיים. שתי הגיבורות מגלמות שני חלומות שונים על התנגדות, אחת מנצחת דרך מותה ומחאתה, והשנייה דרך כוחה לשנות את האחר בלי אלימות (בן-חורין, תשפ"ו).</w:t>
       </w:r>
     </w:p>
     <w:p>
       <w:pPr>
         <w:bidi w:val="1"/>
-        <w:spacing w:line="360" w:lineRule="auto" w:after="160"/>
+        <w:spacing w:line="480" w:lineRule="auto" w:after="160"/>
         <w:jc w:val="both"/>
       </w:pPr>
       <w:r>
@@ -605,13 +529,13 @@
           <w:szCs w:val="24"/>
           <w:rtl w:val="1"/>
         </w:rPr>
-        <w:t>שני הסיומים האלה הם שתי תשובות הפוכות לאותה שאלה, מה עושים עם המיתוס. גיתה גואל אותו. הוא לוקח סיפור אכזרי של קורבן אדם והופך אותו לעדות ליכולת של האדם להשתחרר מן האלימות בכוח האנושיות שבו. ברכט מסרב לגאולה הזאת. הוא חושף את המיתוס כמסך שמסתיר יחסי כוח, ומפרק אותו כדי שנראה את המנגנון הפוליטי שמאחוריו.</w:t>
+        <w:t>ובחזרה אל שו, שהצביעה על שיבתה המתמדת של אנטיגונה אל הבמה בכל מקום שבו מתקיים דיון מחודש בסמכות ובצדק (שו, 2026). איפיגניה, בהיפוך, מופיעה במקום שבו יש אמונה שאפשר לרפא את הפצע. שתיהן יחד מתוות את שני הקטבים של הדרמה הגרמנית מול המיתוס, קוטב המחאה הטרגית וקוטב הריפוי ההומני.</w:t>
       </w:r>
     </w:p>
     <w:p>
       <w:pPr>
         <w:bidi w:val="1"/>
-        <w:spacing w:line="360" w:lineRule="auto" w:after="160"/>
+        <w:spacing w:line="480" w:lineRule="auto" w:after="200"/>
         <w:jc w:val="right"/>
       </w:pPr>
       <w:r>
@@ -619,17 +543,17 @@
           <w:rFonts w:ascii="David" w:hAnsi="David" w:cs="David"/>
           <w:b/>
           <w:i w:val="0"/>
-          <w:sz w:val="28"/>
-          <w:szCs w:val="28"/>
+          <w:sz w:val="26"/>
+          <w:szCs w:val="26"/>
           <w:rtl w:val="1"/>
         </w:rPr>
-        <w:t>ד. מה לומדים מן ההשוואה</w:t>
+        <w:t>סיכום ומסקנות</w:t>
       </w:r>
     </w:p>
     <w:p>
       <w:pPr>
         <w:bidi w:val="1"/>
-        <w:spacing w:line="360" w:lineRule="auto" w:after="160"/>
+        <w:spacing w:line="480" w:lineRule="auto" w:after="160"/>
         <w:jc w:val="both"/>
       </w:pPr>
       <w:r>
@@ -641,13 +565,13 @@
           <w:szCs w:val="24"/>
           <w:rtl w:val="1"/>
         </w:rPr>
-        <w:t>ההעמדה של שני המחזות זה מול זה מלמדת שהמיתוס אינו נושא בתוכו משמעות אחת קבועה, אלא הוא מעין מסך שעליו כל דרמטורג מקרין את שאלת התקופה שלו. גיתה, בן הקלאסיקה של ויימאר, מקרין על המיתוס את האמונה הנאורה ביכולת האדם להשתלם ולגבור על הברבריות. ברכט, אחרי אושוויץ ואחרי המלחמה, כבר אינו יכול להאמין בגאולה הזאת, ולכן הוא הופך את המיתוס לכלי ביקורת פוליטי.</w:t>
+        <w:t>"אנטיגונה" של ברכט ו"איפיגניה" של גיתה יוצאות מאותו מקור מיתי ומגיעות לשני מקומות מנוגדים. האחת מפרקת את המיתוס כדי לחשוף אלימות ושלטון, והשנייה גואלת אותו כדי להאיר את האנושיות. ההשוואה ביניהן אינה מכריעה מי צודקת, אלא מראה שהמיתוס הוא שדה פתוח, וכל דרמטורג בוחר בו את הקרב שלו, גיתה את הקרב על דמות האדם וברכט את הקרב על האמת הפוליטית (בן-חורין, תשפ"ו).</w:t>
       </w:r>
     </w:p>
     <w:p>
       <w:pPr>
         <w:bidi w:val="1"/>
-        <w:spacing w:line="360" w:lineRule="auto" w:after="160"/>
+        <w:spacing w:line="480" w:lineRule="auto" w:after="160"/>
         <w:jc w:val="both"/>
       </w:pPr>
       <w:r>
@@ -659,61 +583,7 @@
           <w:szCs w:val="24"/>
           <w:rtl w:val="1"/>
         </w:rPr>
-        <w:t>ההבדל הזה נוגע ישירות בשאלה שהמחזות מציבים על הגיבורה. אנטיגונה של ברכט וגם איפיגניה של גיתה שתיהן נשים שמתייצבות מול סמכות גברית בשם ערך עליון, אך אצל ברכט הערך הזה הוא צדק פוליטי שמוביל אל מוות, ואצל גיתה הוא אנושיות שמובילה אל חיים. שתי הגיבורות מגלמות שני חלומות שונים על התנגדות, אחת מנצחת דרך מותה ומחאתה, והשנייה מנצחת דרך כוחה לשנות את האחר בלי אלימות.</w:t>
-      </w:r>
-    </w:p>
-    <w:p>
-      <w:pPr>
-        <w:bidi w:val="1"/>
-        <w:spacing w:line="360" w:lineRule="auto" w:after="160"/>
-        <w:jc w:val="both"/>
-      </w:pPr>
-      <w:r>
-        <w:rPr>
-          <w:rFonts w:ascii="David" w:hAnsi="David" w:cs="David"/>
-          <w:b w:val="0"/>
-          <w:i w:val="0"/>
-          <w:sz w:val="24"/>
-          <w:szCs w:val="24"/>
-          <w:rtl w:val="1"/>
-        </w:rPr>
-        <w:t>ובחזרה אל שו, שכתב שאנטיגונה מופיעה בכל מקום שבו יש זיהום בגוף הפוליטי (שו, 2026). איפיגניה, בהיפוך, מופיעה במקום שבו יש אמונה שאפשר לרפא את הזיהום הזה. שתיהן יחד מתוות את שני הקטבים של הדרמה הגרמנית מול המיתוס, קוטב המחאה הטרגית וקוטב הריפוי ההומני.</w:t>
-      </w:r>
-    </w:p>
-    <w:p>
-      <w:pPr>
-        <w:bidi w:val="1"/>
-        <w:spacing w:line="360" w:lineRule="auto" w:after="160"/>
-        <w:jc w:val="right"/>
-      </w:pPr>
-      <w:r>
-        <w:rPr>
-          <w:rFonts w:ascii="David" w:hAnsi="David" w:cs="David"/>
-          <w:b/>
-          <w:i w:val="0"/>
-          <w:sz w:val="28"/>
-          <w:szCs w:val="28"/>
-          <w:rtl w:val="1"/>
-        </w:rPr>
-        <w:t>סיכום</w:t>
-      </w:r>
-    </w:p>
-    <w:p>
-      <w:pPr>
-        <w:bidi w:val="1"/>
-        <w:spacing w:line="360" w:lineRule="auto" w:after="160"/>
-        <w:jc w:val="both"/>
-      </w:pPr>
-      <w:r>
-        <w:rPr>
-          <w:rFonts w:ascii="David" w:hAnsi="David" w:cs="David"/>
-          <w:b w:val="0"/>
-          <w:i w:val="0"/>
-          <w:sz w:val="24"/>
-          <w:szCs w:val="24"/>
-          <w:rtl w:val="1"/>
-        </w:rPr>
-        <w:t>"אנטיגונה" של ברכט ו"איפיגניה" של גיתה יוצאים מאותו בית מדרש מיתי ומגיעים לשני מקומות מנוגדים. האחד מפרק את המיתוס כדי לחשוף אלימות ושלטון, והשני גואל אותו כדי להאיר את האנושיות. ההשוואה ביניהם אינה מכריעה מי צודק, אלא מראה שהמיתוס הוא שדה פתוח, וכל דרמטורג בוחר בו את הקרב שלו. גיתה בחר את הקרב על דמות האדם, וברכט את הקרב על האמת הפוליטית, ושניהם, כל אחד בדרכו, הוכיחו שהמיתוס העתיק עדיין חי ועדיין נאבק בהווה.</w:t>
+        <w:t>מעבר למסקנה התאורטית, ההשוואה מציעה גם דרך קריאה יישומית. קריאה של מחזה לא בבידודו אלא מול המקור המיתי שלו ומול עיבוד מנוגד, כפי שנעשה כאן עם שני העיבודים הגרמניים, חושפת את שאלת התקופה בחדות שקריאה של מחזה יחיד אינה מגיעה אליה. זהו הכלי הפרשני שהקורס מציע, וההשוואה בין ברכט לגיתה מדגימה מדוע דווקא ההעמדה הכפולה, ולא הקריאה הבודדת, מוציאה מן המיתוס את מלוא משמעותו בהווה.</w:t>
       </w:r>
     </w:p>
     <w:p>
@@ -724,7 +594,7 @@
     <w:p>
       <w:pPr>
         <w:bidi w:val="1"/>
-        <w:spacing w:line="360" w:lineRule="auto" w:after="160"/>
+        <w:spacing w:line="480" w:lineRule="auto" w:after="200"/>
         <w:jc w:val="right"/>
       </w:pPr>
       <w:r>
@@ -732,8 +602,8 @@
           <w:rFonts w:ascii="David" w:hAnsi="David" w:cs="David"/>
           <w:b/>
           <w:i w:val="0"/>
-          <w:sz w:val="28"/>
-          <w:szCs w:val="28"/>
+          <w:sz w:val="26"/>
+          <w:szCs w:val="26"/>
           <w:rtl w:val="1"/>
         </w:rPr>
         <w:t>רשימת מקורות</w:t>
@@ -742,55 +612,89 @@
     <w:p>
       <w:pPr>
         <w:bidi w:val="1"/>
-        <w:spacing w:line="360" w:lineRule="auto" w:after="200"/>
-        <w:ind w:left="720" w:hanging="720"/>
+        <w:spacing w:line="480" w:lineRule="auto" w:after="200"/>
+        <w:ind w:left="709" w:hanging="709"/>
         <w:jc w:val="both"/>
       </w:pPr>
       <w:r>
         <w:rPr>
           <w:rFonts w:ascii="David" w:hAnsi="David" w:cs="David"/>
-          <w:b w:val="0"/>
           <w:i w:val="0"/>
           <w:sz w:val="24"/>
           <w:szCs w:val="24"/>
           <w:rtl w:val="1"/>
         </w:rPr>
-        <w:t xml:space="preserve">ברכט, ב'. </w:t>
+        <w:t xml:space="preserve">בן-חורין, מ' (תשפ"ו). </w:t>
       </w:r>
       <w:r>
         <w:rPr>
           <w:rFonts w:ascii="David" w:hAnsi="David" w:cs="David"/>
-          <w:b w:val="0"/>
           <w:i/>
           <w:sz w:val="24"/>
           <w:szCs w:val="24"/>
           <w:rtl w:val="1"/>
         </w:rPr>
-        <w:t>אנטיגונה של סופוקלס בעיבוד לבמה</w:t>
+        <w:t>מיתוס ודרמה בגרמניה</w:t>
       </w:r>
       <w:r>
         <w:rPr>
           <w:rFonts w:ascii="David" w:hAnsi="David" w:cs="David"/>
-          <w:b w:val="0"/>
           <w:i w:val="0"/>
           <w:sz w:val="24"/>
           <w:szCs w:val="24"/>
           <w:rtl w:val="1"/>
         </w:rPr>
-        <w:t xml:space="preserve"> (בעקבות תרגומו של הלדרלין; מגרמנית: חנן אלשטיין).</w:t>
+        <w:t xml:space="preserve"> [סילבוס הקורס]. אוניברסיטת בר-אילן.</w:t>
       </w:r>
     </w:p>
     <w:p>
       <w:pPr>
         <w:bidi w:val="1"/>
-        <w:spacing w:line="360" w:lineRule="auto" w:after="200"/>
-        <w:ind w:left="720" w:hanging="720"/>
+        <w:spacing w:line="480" w:lineRule="auto" w:after="200"/>
+        <w:ind w:left="709" w:hanging="709"/>
         <w:jc w:val="both"/>
       </w:pPr>
       <w:r>
         <w:rPr>
           <w:rFonts w:ascii="David" w:hAnsi="David" w:cs="David"/>
-          <w:b w:val="0"/>
+          <w:i w:val="0"/>
+          <w:sz w:val="24"/>
+          <w:szCs w:val="24"/>
+          <w:rtl w:val="1"/>
+        </w:rPr>
+        <w:t xml:space="preserve">ברכט, ב' (2022). </w:t>
+      </w:r>
+      <w:r>
+        <w:rPr>
+          <w:rFonts w:ascii="David" w:hAnsi="David" w:cs="David"/>
+          <w:i/>
+          <w:sz w:val="24"/>
+          <w:szCs w:val="24"/>
+          <w:rtl w:val="1"/>
+        </w:rPr>
+        <w:t>אנטיגונה של סופוקלס: עיבוד לבמה בעקבות תרגומו של הלדרלין</w:t>
+      </w:r>
+      <w:r>
+        <w:rPr>
+          <w:rFonts w:ascii="David" w:hAnsi="David" w:cs="David"/>
+          <w:i w:val="0"/>
+          <w:sz w:val="24"/>
+          <w:szCs w:val="24"/>
+          <w:rtl w:val="1"/>
+        </w:rPr>
+        <w:t xml:space="preserve"> (ח' אלשטיין, מתרגם) [מהדורת במה]. (פורסם במקור בשנת 1948)</w:t>
+      </w:r>
+    </w:p>
+    <w:p>
+      <w:pPr>
+        <w:bidi w:val="1"/>
+        <w:spacing w:line="480" w:lineRule="auto" w:after="200"/>
+        <w:ind w:left="709" w:hanging="709"/>
+        <w:jc w:val="both"/>
+      </w:pPr>
+      <w:r>
+        <w:rPr>
+          <w:rFonts w:ascii="David" w:hAnsi="David" w:cs="David"/>
           <w:i w:val="0"/>
           <w:sz w:val="24"/>
           <w:szCs w:val="24"/>
@@ -801,7 +705,6 @@
       <w:r>
         <w:rPr>
           <w:rFonts w:ascii="David" w:hAnsi="David" w:cs="David"/>
-          <w:b w:val="0"/>
           <w:i/>
           <w:sz w:val="24"/>
           <w:szCs w:val="24"/>
@@ -812,37 +715,34 @@
       <w:r>
         <w:rPr>
           <w:rFonts w:ascii="David" w:hAnsi="David" w:cs="David"/>
-          <w:b w:val="0"/>
           <w:i w:val="0"/>
           <w:sz w:val="24"/>
           <w:szCs w:val="24"/>
           <w:rtl w:val="1"/>
         </w:rPr>
-        <w:t>. תל אביב: דביר.</w:t>
+        <w:t xml:space="preserve"> (י' כפכפי, מתרגם). דביר. (פורסם במקור בשנת 1787)</w:t>
       </w:r>
     </w:p>
     <w:p>
       <w:pPr>
         <w:bidi w:val="1"/>
-        <w:spacing w:line="360" w:lineRule="auto" w:after="200"/>
-        <w:ind w:left="720" w:hanging="720"/>
+        <w:spacing w:line="480" w:lineRule="auto" w:after="200"/>
+        <w:ind w:left="709" w:hanging="709"/>
         <w:jc w:val="both"/>
       </w:pPr>
       <w:r>
         <w:rPr>
           <w:rFonts w:ascii="David" w:hAnsi="David" w:cs="David"/>
-          <w:b w:val="0"/>
           <w:i w:val="0"/>
           <w:sz w:val="24"/>
           <w:szCs w:val="24"/>
           <w:rtl w:val="1"/>
         </w:rPr>
-        <w:t xml:space="preserve">שו, ה' (29 במרץ 2026). כך הפכה אנטיגונה לגיבורה בת 2,500 שלא מתיישנת לעולם. </w:t>
+        <w:t xml:space="preserve">שו, ה' (2026, 31 במרץ). מדוע אנחנו אובססיביים לאנטיגונה? </w:t>
       </w:r>
       <w:r>
         <w:rPr>
           <w:rFonts w:ascii="David" w:hAnsi="David" w:cs="David"/>
-          <w:b w:val="0"/>
           <w:i/>
           <w:sz w:val="24"/>
           <w:szCs w:val="24"/>
@@ -853,7 +753,6 @@
       <w:r>
         <w:rPr>
           <w:rFonts w:ascii="David" w:hAnsi="David" w:cs="David"/>
-          <w:b w:val="0"/>
           <w:i w:val="0"/>
           <w:sz w:val="24"/>
           <w:szCs w:val="24"/>
@@ -864,53 +763,38 @@
     </w:p>
     <w:p>
       <w:pPr>
-        <w:bidi w:val="1"/>
-        <w:spacing w:line="360" w:lineRule="auto" w:after="200"/>
-        <w:ind w:left="720" w:hanging="720"/>
-        <w:jc w:val="both"/>
+        <w:spacing w:line="480" w:lineRule="auto" w:after="200"/>
+        <w:ind w:left="709" w:hanging="709"/>
+        <w:jc w:val="left"/>
       </w:pPr>
       <w:r>
         <w:rPr>
           <w:rFonts w:ascii="David" w:hAnsi="David" w:cs="David"/>
-          <w:b w:val="0"/>
           <w:i w:val="0"/>
           <w:sz w:val="24"/>
           <w:szCs w:val="24"/>
-          <w:rtl w:val="1"/>
         </w:rPr>
         <w:t xml:space="preserve">Zetti, R. (2017). Antigone's (mis)appropriations in twentieth-century Europe: Memory, politics and resistance. </w:t>
       </w:r>
       <w:r>
         <w:rPr>
           <w:rFonts w:ascii="David" w:hAnsi="David" w:cs="David"/>
-          <w:b w:val="0"/>
           <w:i/>
           <w:sz w:val="24"/>
           <w:szCs w:val="24"/>
-          <w:rtl w:val="1"/>
         </w:rPr>
         <w:t>Calíope: Presença Clássica, 34</w:t>
       </w:r>
       <w:r>
         <w:rPr>
           <w:rFonts w:ascii="David" w:hAnsi="David" w:cs="David"/>
-          <w:b w:val="0"/>
           <w:i w:val="0"/>
           <w:sz w:val="24"/>
           <w:szCs w:val="24"/>
-          <w:rtl w:val="1"/>
         </w:rPr>
         <w:t>.</w:t>
       </w:r>
       <w:r>
-        <w:rPr>
-          <w:rFonts w:ascii="David" w:hAnsi="David" w:cs="David"/>
-          <w:b w:val="0"/>
-          <w:i w:val="0"/>
-          <w:sz w:val="24"/>
-          <w:szCs w:val="24"/>
-          <w:rtl w:val="1"/>
-        </w:rPr>
         <w:t xml:space="preserve"> </w:t>
       </w:r>
       <w:hyperlink r:id="rId9">
@@ -921,15 +805,14 @@
             <w:szCs w:val="24"/>
             <w:color w:val="0563C1"/>
             <w:u w:val="single"/>
-            <w:rtl w:val="1"/>
           </w:rPr>
-          <w:t xml:space="preserve">https://revistas.ufrj.br/index.php/caliope/article/download/14551/9738</w:t>
+          <w:t xml:space="preserve">https://revistas.ufrj.br/index.php/caliope/article/view/14551</w:t>
         </w:r>
       </w:hyperlink>
     </w:p>
     <w:sectPr>
       <w:pgSz w:w="12240" w:h="15840"/>
-      <w:pgMar w:top="1440" w:right="1440" w:bottom="1440" w:left="1440" w:header="720" w:footer="720" w:gutter="0"/>
+      <w:pgMar w:top="1417" w:right="1417" w:bottom="1417" w:left="1417" w:header="720" w:footer="720" w:gutter="0"/>
       <w:cols w:space="720"/>
       <w:docGrid w:linePitch="360"/>
     </w:sectPr>

--- a/מיתוס ודרמה אנטיגונה ואיפיגניה.docx
+++ b/מיתוס ודרמה אנטיגונה ואיפיגניה.docx
@@ -5,21 +5,21 @@
     <w:p>
       <w:pPr>
         <w:bidi w:val="1"/>
-        <w:spacing w:line="480" w:lineRule="auto" w:after="0"/>
+        <w:spacing w:line="360" w:lineRule="auto" w:after="0"/>
         <w:jc w:val="both"/>
       </w:pPr>
     </w:p>
     <w:p>
       <w:pPr>
         <w:bidi w:val="1"/>
-        <w:spacing w:line="480" w:lineRule="auto" w:after="0"/>
+        <w:spacing w:line="360" w:lineRule="auto" w:after="0"/>
         <w:jc w:val="both"/>
       </w:pPr>
     </w:p>
     <w:p>
       <w:pPr>
         <w:bidi w:val="1"/>
-        <w:spacing w:line="480" w:lineRule="auto" w:after="0"/>
+        <w:spacing w:line="360" w:lineRule="auto" w:after="0"/>
         <w:jc w:val="both"/>
       </w:pPr>
     </w:p>
@@ -175,7 +175,7 @@
     <w:p>
       <w:pPr>
         <w:bidi w:val="1"/>
-        <w:spacing w:line="480" w:lineRule="auto" w:after="200"/>
+        <w:spacing w:line="360" w:lineRule="auto" w:after="200"/>
         <w:jc w:val="right"/>
       </w:pPr>
       <w:r>
@@ -193,7 +193,7 @@
     <w:p>
       <w:pPr>
         <w:bidi w:val="1"/>
-        <w:spacing w:line="480" w:lineRule="auto" w:after="160"/>
+        <w:spacing w:line="360" w:lineRule="auto" w:after="160"/>
         <w:jc w:val="both"/>
       </w:pPr>
       <w:r>
@@ -211,7 +211,7 @@
     <w:p>
       <w:pPr>
         <w:bidi w:val="1"/>
-        <w:spacing w:line="480" w:lineRule="auto" w:after="160"/>
+        <w:spacing w:line="360" w:lineRule="auto" w:after="160"/>
         <w:jc w:val="both"/>
       </w:pPr>
       <w:r>
@@ -229,7 +229,7 @@
     <w:p>
       <w:pPr>
         <w:bidi w:val="1"/>
-        <w:spacing w:line="480" w:lineRule="auto" w:after="200"/>
+        <w:spacing w:line="360" w:lineRule="auto" w:after="200"/>
         <w:jc w:val="right"/>
       </w:pPr>
       <w:r>
@@ -247,7 +247,7 @@
     <w:p>
       <w:pPr>
         <w:bidi w:val="1"/>
-        <w:spacing w:line="480" w:lineRule="auto" w:after="160"/>
+        <w:spacing w:line="360" w:lineRule="auto" w:after="160"/>
         <w:jc w:val="both"/>
       </w:pPr>
       <w:r>
@@ -265,7 +265,7 @@
     <w:p>
       <w:pPr>
         <w:bidi w:val="1"/>
-        <w:spacing w:line="480" w:lineRule="auto" w:after="160"/>
+        <w:spacing w:line="360" w:lineRule="auto" w:after="160"/>
         <w:jc w:val="both"/>
       </w:pPr>
       <w:r>
@@ -283,7 +283,7 @@
     <w:p>
       <w:pPr>
         <w:bidi w:val="1"/>
-        <w:spacing w:line="480" w:lineRule="auto" w:after="160"/>
+        <w:spacing w:line="360" w:lineRule="auto" w:after="160"/>
         <w:jc w:val="both"/>
       </w:pPr>
       <w:r>
@@ -301,7 +301,25 @@
     <w:p>
       <w:pPr>
         <w:bidi w:val="1"/>
-        <w:spacing w:line="480" w:lineRule="auto" w:after="200"/>
+        <w:spacing w:line="360" w:lineRule="auto" w:after="160"/>
+        <w:jc w:val="both"/>
+      </w:pPr>
+      <w:r>
+        <w:rPr>
+          <w:rFonts w:ascii="David" w:hAnsi="David" w:cs="David"/>
+          <w:b w:val="0"/>
+          <w:i w:val="0"/>
+          <w:sz w:val="24"/>
+          <w:szCs w:val="24"/>
+          <w:rtl w:val="1"/>
+        </w:rPr>
+        <w:t>ההבדל בין שתי הגישות ניכר כבר ברמת הצורה הדרמטית. ברכט אינו מבקש שהצופה יזדהה עם הגורל הטרגי אלא שיתבונן בו מבחוץ, ולכן הוא ממקם את הפרולוג בזמן ובמקום קונקרטיים ומנתק את הצופה מן ההזדהות המיתית. זהו מהלך של הרחקה, מן הכלים הפרשניים שהקורס מזהה כמרכזיים בתיאטרון של ברכט (בן-חורין, תשפ"ו). גיתה, לעומתו, אינו מרחיק את הגורל אלא מפנים אותו. מה שהיה אצל אוריפידס כוח חיצוני של האלים הופך אצלו לקול המצפון הפנימי של הגיבורה, והדרמה כולה נעה מן החוץ אל הפנים, מן המיתוס אל הנפש (גיתה, 1787/1981).</w:t>
+      </w:r>
+    </w:p>
+    <w:p>
+      <w:pPr>
+        <w:bidi w:val="1"/>
+        <w:spacing w:line="360" w:lineRule="auto" w:after="200"/>
         <w:jc w:val="right"/>
       </w:pPr>
       <w:r>
@@ -319,7 +337,7 @@
     <w:p>
       <w:pPr>
         <w:bidi w:val="1"/>
-        <w:spacing w:line="480" w:lineRule="auto" w:after="160"/>
+        <w:spacing w:line="360" w:lineRule="auto" w:after="160"/>
         <w:jc w:val="both"/>
       </w:pPr>
       <w:r>
@@ -337,7 +355,7 @@
     <w:p>
       <w:pPr>
         <w:bidi w:val="1"/>
-        <w:spacing w:line="480" w:lineRule="auto" w:after="160"/>
+        <w:spacing w:line="360" w:lineRule="auto" w:after="160"/>
         <w:jc w:val="both"/>
       </w:pPr>
       <w:r>
@@ -355,7 +373,7 @@
     <w:p>
       <w:pPr>
         <w:bidi w:val="1"/>
-        <w:spacing w:line="480" w:lineRule="auto" w:after="160"/>
+        <w:spacing w:line="360" w:lineRule="auto" w:after="160"/>
         <w:jc w:val="both"/>
       </w:pPr>
       <w:r>
@@ -373,7 +391,7 @@
     <w:p>
       <w:pPr>
         <w:bidi w:val="1"/>
-        <w:spacing w:line="480" w:lineRule="auto" w:after="160"/>
+        <w:spacing w:line="360" w:lineRule="auto" w:after="160"/>
         <w:jc w:val="both"/>
       </w:pPr>
       <w:r>
@@ -391,7 +409,43 @@
     <w:p>
       <w:pPr>
         <w:bidi w:val="1"/>
-        <w:spacing w:line="480" w:lineRule="auto" w:after="200"/>
+        <w:spacing w:line="360" w:lineRule="auto" w:after="160"/>
+        <w:jc w:val="both"/>
+      </w:pPr>
+      <w:r>
+        <w:rPr>
+          <w:rFonts w:ascii="David" w:hAnsi="David" w:cs="David"/>
+          <w:b w:val="0"/>
+          <w:i w:val="0"/>
+          <w:sz w:val="24"/>
+          <w:szCs w:val="24"/>
+          <w:rtl w:val="1"/>
+        </w:rPr>
+        <w:t>האמת אינה אצלה כניעה אלא צורה אחרת של התנגדות. כשתואס דורש ממנה למלא את חוק הקורבן הקדום, היא מזהירה אותו שמלך הגוזר דין לא-אנושי תמיד ימצא משרתים שיבצעו למענו את החצי המלוכלך של הפשע, בעוד ידיו שלו נשארות נקיות (גיתה, 1787/1981, שורות 1813-1815). זו אינה בקשת רחמים אלא טענה חדה על אחריותו המוסרית של השליט. וכנגד דימוי האישה הכנועה, היא מבחינה בין ציות שהוא חופש לבין כניעה שהיא השפלה: מילדותה למדה משמעת להוריה ולאלים, ובציות הזה חשה את נפשה חופשייה, אך לכפיפות לאיומיו של גבר לא הסכינה מעולם (גיתה, 1787/1981, שורות 1826-1830).</w:t>
+      </w:r>
+    </w:p>
+    <w:p>
+      <w:pPr>
+        <w:bidi w:val="1"/>
+        <w:spacing w:line="360" w:lineRule="auto" w:after="160"/>
+        <w:jc w:val="both"/>
+      </w:pPr>
+      <w:r>
+        <w:rPr>
+          <w:rFonts w:ascii="David" w:hAnsi="David" w:cs="David"/>
+          <w:b w:val="0"/>
+          <w:i w:val="0"/>
+          <w:sz w:val="24"/>
+          <w:szCs w:val="24"/>
+          <w:rtl w:val="1"/>
+        </w:rPr>
+        <w:t>גם דמויות השליטים מציבות את שני הקטבים. קראון של ברכט הוא רודן המנהל מלחמת כיבוש, מעניש את מפירי צוויו בפומבי ובאכזריות, וסופו שהוא מאבד את בנו ואת צבאו כאחד (ברכט, 1948/2022). תואס של גיתה, ה"ברברי" לכאורה, מתגלה דווקא כמי שכפוף לחוק עתיק יותר, חוק הכנסת האורחים, ומוכן לשמוע טיעון מוסרי ולשנות את דעתו (גיתה, 1787/1981). ההצבה הזאת הופכת את הציפייה על פיה: השליט מן העולם המוכר הוא האלים והתוקפני, ואילו הזר, ה"ברברי", הוא שמגלם את האנושיות.</w:t>
+      </w:r>
+    </w:p>
+    <w:p>
+      <w:pPr>
+        <w:bidi w:val="1"/>
+        <w:spacing w:line="360" w:lineRule="auto" w:after="200"/>
         <w:jc w:val="right"/>
       </w:pPr>
       <w:r>
@@ -409,7 +463,7 @@
     <w:p>
       <w:pPr>
         <w:bidi w:val="1"/>
-        <w:spacing w:line="480" w:lineRule="auto" w:after="160"/>
+        <w:spacing w:line="360" w:lineRule="auto" w:after="160"/>
         <w:jc w:val="both"/>
       </w:pPr>
       <w:r>
@@ -421,13 +475,13 @@
           <w:szCs w:val="24"/>
           <w:rtl w:val="1"/>
         </w:rPr>
-        <w:t>כאן, בסיום, נפרדות הדרכים לגמרי. אצל ברכט אין גאולה. פירוק הגורל אינו מוביל אל פיוס אלא אל חורבן. קראון מאבד את בנו ואת מלחמתו, והמחזה מסתיים בהתרסקות השלטון בלי שום נחמה. ברכט אינו רוצה שהצופה יצא מטוהר בקתרזיס אלא שיצא מפוכח: פירוק המיתוס הוא עצמו האמירה, שאין גורל שמצדיק את הזוועה, יש רק בני אדם והחלטותיהם, ואת אלה אפשר וצריך לשפוט (ברכט, 1948/2022).</w:t>
+        <w:t>כאן, בסיום, נפרדות הדרכים לגמרי. אצל ברכט אין גאולה. פירוק הגורל אינו מוביל אל פיוס אלא אל חורבן. המחזה מסתיים בהתרסקות מוחלטת: בנו של קראון, מגאורוס, נופל בקרב, צבאו מובס ונס, והשלטון קורס בלי נחמה (ברכט, 1948/2022). ברכט אינו רוצה שהצופה יצא מטוהר בקתרזיס אלא שיצא מפוכח. פירוק המיתוס הוא עצמו האמירה, שאין גורל שמצדיק את הזוועה, יש רק בני אדם והחלטותיהם, ואת אלה אפשר וצריך לשפוט (ברכט, 1948/2022).</w:t>
       </w:r>
     </w:p>
     <w:p>
       <w:pPr>
         <w:bidi w:val="1"/>
-        <w:spacing w:line="480" w:lineRule="auto" w:after="160"/>
+        <w:spacing w:line="360" w:lineRule="auto" w:after="160"/>
         <w:jc w:val="both"/>
       </w:pPr>
       <w:r>
@@ -439,13 +493,13 @@
           <w:szCs w:val="24"/>
           <w:rtl w:val="1"/>
         </w:rPr>
-        <w:t>אצל גיתה קורה ההפך. במקום שהמכונה האלוהית תתיר את הקשר, האמת האנושית של איפיגניה היא שממיסה את לב המלך. היא קוראת לתואס לפעול מן הלב ולא מן החישוב, "רַק הַסָּפֵק הוֹפֵךְ הַטּוֹב לְרָע. / אַל שְׁקוּלִים! קַיֵּם מִצְוַת לִבֶּךָ" (גיתה, 1787/1981, שורה 1990), ובשיא היא מנסחת את עקרון האנושיות, שהטוב אינו זקוק לחישובי תועלת, "לַעֲשׂוֹת הַטּוֹב, בִּשְׁקוּלִים אֵין צֹרֶךְ" (גיתה, 1787/1981, שורה 2000). תואס, הברברי לכאורה, נענה דווקא הוא לקריאה האנושית ומושיט יד לשלום, "הוֹשֶׁט נָא לִי יָדְךָ לְאוֹת שָׁלוֹם" (גיתה, 1787/1981, שורה 1985). הסכסוך המיתי, שאצל אוריפידס נפתר בכוח אלוהי, נפתר כאן בכוחו המוסרי של האדם.</w:t>
+        <w:t>אצל גיתה קורה ההפך. במקום שהמכונה האלוהית תתיר את הקשר, האמת האנושית של איפיגניה היא שממיסה את לב המלך. היא קוראת לתואס לפעול מן הלב ולא מן החישוב, "רַק הַסָּפֵק הוֹפֵךְ הַטּוֹב לְרָע. / אַל שְׁקוּלִים! קַיֵּם מִצְוַת לִבֶּךָ" (גיתה, 1787/1981, שורה 1990), ובשיא היא מנסחת את עקרון האנושיות, שהטוב אינו זקוק לחישובי תועלת, "לַעֲשׂוֹת הַטּוֹב, בִּשְׁקוּלִים אֵין צֹרֶךְ" (גיתה, 1787/1981, שורה 2000). תואס נענה דווקא הוא לקריאה האנושית ומושיט יד לשלום, "הוֹשֶׁט נָא לִי יָדְךָ לְאוֹת שָׁלוֹם" (גיתה, 1787/1981, שורה 1985). אם אצל אוריפידס התירה את הקשר אלה שירדה מן המכונה, כאן תופס את מקומה האדם עצמו: לא דאוס אקס מכינה אלא הכרעה אנושית היא שמביאה את הפתרון (גיתה, 1787/1981).</w:t>
       </w:r>
     </w:p>
     <w:p>
       <w:pPr>
         <w:bidi w:val="1"/>
-        <w:spacing w:line="480" w:lineRule="auto" w:after="160"/>
+        <w:spacing w:line="360" w:lineRule="auto" w:after="160"/>
         <w:jc w:val="both"/>
       </w:pPr>
       <w:r>
@@ -463,7 +517,7 @@
     <w:p>
       <w:pPr>
         <w:bidi w:val="1"/>
-        <w:spacing w:line="480" w:lineRule="auto" w:after="200"/>
+        <w:spacing w:line="360" w:lineRule="auto" w:after="200"/>
         <w:jc w:val="right"/>
       </w:pPr>
       <w:r>
@@ -481,7 +535,7 @@
     <w:p>
       <w:pPr>
         <w:bidi w:val="1"/>
-        <w:spacing w:line="480" w:lineRule="auto" w:after="160"/>
+        <w:spacing w:line="360" w:lineRule="auto" w:after="160"/>
         <w:jc w:val="both"/>
       </w:pPr>
       <w:r>
@@ -499,7 +553,7 @@
     <w:p>
       <w:pPr>
         <w:bidi w:val="1"/>
-        <w:spacing w:line="480" w:lineRule="auto" w:after="160"/>
+        <w:spacing w:line="360" w:lineRule="auto" w:after="160"/>
         <w:jc w:val="both"/>
       </w:pPr>
       <w:r>
@@ -517,7 +571,25 @@
     <w:p>
       <w:pPr>
         <w:bidi w:val="1"/>
-        <w:spacing w:line="480" w:lineRule="auto" w:after="160"/>
+        <w:spacing w:line="360" w:lineRule="auto" w:after="160"/>
+        <w:jc w:val="both"/>
+      </w:pPr>
+      <w:r>
+        <w:rPr>
+          <w:rFonts w:ascii="David" w:hAnsi="David" w:cs="David"/>
+          <w:b w:val="0"/>
+          <w:i w:val="0"/>
+          <w:sz w:val="24"/>
+          <w:szCs w:val="24"/>
+          <w:rtl w:val="1"/>
+        </w:rPr>
+        <w:t>על רקע זה מתחדדת גם משמעותה של הבחירה בגיבורה אישה בשני המחזות. שתיהן מציבות את קולן מול סמכות גברית, אך אצל ברכט ההתנגדות נשמעת בשפת הכוח והפוליטיקה, ואילו אצל גיתה היא נשמעת בשפת האמת והמצפון. אין כאן דגם אחד של גבורה נשית אלא שניים: האחת מפרה את הצו ומשלמת על כך בחייה, השנייה אינה מפרה דבר אלא משנה את הצו מבפנים, בכוח דיבורה. ההעמדה של שתי הדמויות זו מול זו היא בדיוק סוג הקריאה ההשוואתית שהקורס מציע ככלי פרשני, קריאה שאינה בוחנת יצירה יחידה אלא את היחסים בין יצירות הפונות אל אותו מיתוס (בן-חורין, תשפ"ו).</w:t>
+      </w:r>
+    </w:p>
+    <w:p>
+      <w:pPr>
+        <w:bidi w:val="1"/>
+        <w:spacing w:line="360" w:lineRule="auto" w:after="160"/>
         <w:jc w:val="both"/>
       </w:pPr>
       <w:r>
@@ -535,7 +607,7 @@
     <w:p>
       <w:pPr>
         <w:bidi w:val="1"/>
-        <w:spacing w:line="480" w:lineRule="auto" w:after="200"/>
+        <w:spacing w:line="360" w:lineRule="auto" w:after="200"/>
         <w:jc w:val="right"/>
       </w:pPr>
       <w:r>
@@ -553,7 +625,7 @@
     <w:p>
       <w:pPr>
         <w:bidi w:val="1"/>
-        <w:spacing w:line="480" w:lineRule="auto" w:after="160"/>
+        <w:spacing w:line="360" w:lineRule="auto" w:after="160"/>
         <w:jc w:val="both"/>
       </w:pPr>
       <w:r>
@@ -571,7 +643,7 @@
     <w:p>
       <w:pPr>
         <w:bidi w:val="1"/>
-        <w:spacing w:line="480" w:lineRule="auto" w:after="160"/>
+        <w:spacing w:line="360" w:lineRule="auto" w:after="160"/>
         <w:jc w:val="both"/>
       </w:pPr>
       <w:r>
@@ -594,7 +666,7 @@
     <w:p>
       <w:pPr>
         <w:bidi w:val="1"/>
-        <w:spacing w:line="480" w:lineRule="auto" w:after="200"/>
+        <w:spacing w:line="360" w:lineRule="auto" w:after="200"/>
         <w:jc w:val="right"/>
       </w:pPr>
       <w:r>
@@ -612,7 +684,7 @@
     <w:p>
       <w:pPr>
         <w:bidi w:val="1"/>
-        <w:spacing w:line="480" w:lineRule="auto" w:after="200"/>
+        <w:spacing w:line="360" w:lineRule="auto" w:after="200"/>
         <w:ind w:left="709" w:hanging="709"/>
         <w:jc w:val="both"/>
       </w:pPr>
@@ -650,7 +722,7 @@
     <w:p>
       <w:pPr>
         <w:bidi w:val="1"/>
-        <w:spacing w:line="480" w:lineRule="auto" w:after="200"/>
+        <w:spacing w:line="360" w:lineRule="auto" w:after="200"/>
         <w:ind w:left="709" w:hanging="709"/>
         <w:jc w:val="both"/>
       </w:pPr>
@@ -688,7 +760,7 @@
     <w:p>
       <w:pPr>
         <w:bidi w:val="1"/>
-        <w:spacing w:line="480" w:lineRule="auto" w:after="200"/>
+        <w:spacing w:line="360" w:lineRule="auto" w:after="200"/>
         <w:ind w:left="709" w:hanging="709"/>
         <w:jc w:val="both"/>
       </w:pPr>
@@ -726,7 +798,7 @@
     <w:p>
       <w:pPr>
         <w:bidi w:val="1"/>
-        <w:spacing w:line="480" w:lineRule="auto" w:after="200"/>
+        <w:spacing w:line="360" w:lineRule="auto" w:after="200"/>
         <w:ind w:left="709" w:hanging="709"/>
         <w:jc w:val="both"/>
       </w:pPr>
@@ -763,7 +835,7 @@
     </w:p>
     <w:p>
       <w:pPr>
-        <w:spacing w:line="480" w:lineRule="auto" w:after="200"/>
+        <w:spacing w:line="360" w:lineRule="auto" w:after="200"/>
         <w:ind w:left="709" w:hanging="709"/>
         <w:jc w:val="left"/>
       </w:pPr>

--- a/מיתוס ודרמה אנטיגונה ואיפיגניה.docx
+++ b/מיתוס ודרמה אנטיגונה ואיפיגניה.docx
@@ -319,6 +319,24 @@
     <w:p>
       <w:pPr>
         <w:bidi w:val="1"/>
+        <w:spacing w:line="360" w:lineRule="auto" w:after="160"/>
+        <w:jc w:val="both"/>
+      </w:pPr>
+      <w:r>
+        <w:rPr>
+          <w:rFonts w:ascii="David" w:hAnsi="David" w:cs="David"/>
+          <w:b w:val="0"/>
+          <w:i w:val="0"/>
+          <w:sz w:val="24"/>
+          <w:szCs w:val="24"/>
+          <w:rtl w:val="1"/>
+        </w:rPr>
+        <w:t>גם מבנה הטקסט נושא את ההבדל הזה. "איפיגניה בטאוריס" כתובה בתבנית הקלאסית הסגורה, בחרוזים לבנים מדודים, שבה כל מהלך נובע מקודמו עד הפיוס, צורה שמגלמת בעצמה את אמון ויימאר בהרמוניה ובמידה (גיתה, 1787/1981). ברכט, לעומת זאת, כותב דרמה אפית ופתוחה, קטועה, המשלבת מקהלה ופרולוג עכשווי ומסרבת לאשליה של רצף אחיד. הקורס מדגיש שתיאור המאפיינים הדרמטיים של הטקסט הוא חלק מן הקריאה בו, וכאן הצורה אינה עטיפה חיצונית אלא נושאת בעצמה את עמדת היוצר כלפי המיתוס (בן-חורין, תשפ"ו).</w:t>
+      </w:r>
+    </w:p>
+    <w:p>
+      <w:pPr>
+        <w:bidi w:val="1"/>
         <w:spacing w:line="360" w:lineRule="auto" w:after="200"/>
         <w:jc w:val="right"/>
       </w:pPr>
@@ -530,6 +548,24 @@
           <w:rtl w:val="1"/>
         </w:rPr>
         <w:t>ד. מה לומדים מן ההשוואה</w:t>
+      </w:r>
+    </w:p>
+    <w:p>
+      <w:pPr>
+        <w:bidi w:val="1"/>
+        <w:spacing w:line="360" w:lineRule="auto" w:after="160"/>
+        <w:jc w:val="both"/>
+      </w:pPr>
+      <w:r>
+        <w:rPr>
+          <w:rFonts w:ascii="David" w:hAnsi="David" w:cs="David"/>
+          <w:b w:val="0"/>
+          <w:i w:val="0"/>
+          <w:sz w:val="24"/>
+          <w:szCs w:val="24"/>
+          <w:rtl w:val="1"/>
+        </w:rPr>
+        <w:t>אפשר לחדד את ההבדל דרך מושג הקורבן, שעומד בלב שני המיתוסים. סיפורה של איפיגניה נפתח בקורבן אדם, בתו של אגממנון על המזבח, ואילו סיפורה של אנטיגונה סובב סביב גופה של המת שאין קוברים. גיתה לוקח את מיתוס הקורבן והופך אותו על פיו: לא עוד דם הנשפך כדי לרצות את האלים, אלא אמת הנאמרת כדי לגאול את האדם, כך שהקורבן מבוטל והכול ניצלים (גיתה, 1787/1981). אצל ברכט אין ביטול כזה. התנגדותה של אנטיגונה עולה לה בחייה, והמחיר אינו נמחק אלא נותר גלוי כדי שהצופה יישא את משקלו (ברכט, 1948/2022). כך מתגלים שני יחסים הפוכים אל הקורבן המיתי, האחד מבקש להיחלץ ממנו והשני מסרב להסתיר אותו.</w:t>
       </w:r>
     </w:p>
     <w:p>

--- a/מיתוס ודרמה אנטיגונה ואיפיגניה.docx
+++ b/מיתוס ודרמה אנטיגונה ואיפיגניה.docx
@@ -914,7 +914,7 @@
             <w:color w:val="0563C1"/>
             <w:u w:val="single"/>
           </w:rPr>
-          <w:t xml:space="preserve">https://revistas.ufrj.br/index.php/caliope/article/view/14551</w:t>
+          <w:t xml:space="preserve">https://doi.org/10.17074/cpc.v1i34.14551</w:t>
         </w:r>
       </w:hyperlink>
     </w:p>

--- a/מיתוס ודרמה אנטיגונה ואיפיגניה.docx
+++ b/מיתוס ודרמה אנטיגונה ואיפיגניה.docx
@@ -295,7 +295,7 @@
           <w:szCs w:val="24"/>
           <w:rtl w:val="1"/>
         </w:rPr>
-        <w:t>ברכט הולך בכיוון ההפוך. הוא נשען על תרגומו הבלתי שגרתי של הלדרלין לסופוקלס, ומוציא מן הטרגדיה את מה שראה כ"ערפל האידאולוגי" שלה, כלומר את יסוד הגורל, ומחליף אותו בסיבתיות פוליטית (ברכט, 1948/2022). הוא פותח את המחזה בפרולוג שמתרחש בברלין באפריל 1945, שבו שתי אחיות חוזרות ממקלט מפני הפצצות ומגלות את אחיהן תלוי בידי איש אס-אס (ברכט, 1948/2022, עמ' 3). כך, עוד לפני שהמיתוס היווני מתחיל, הוא כבר מעוגן בזמן ההיסטורי הקונקרטי של גרמניה הנאצית. כפי שמראה זטי, במאה העשרים באירופה הופכת אנטיגונה לכלי של זיכרון, פוליטיקה והתנגדות, לא לסיפור על גורל (Zetti, 2017).</w:t>
+        <w:t>ברכט הולך בכיוון ההפוך. הוא נשען על תרגומו הבלתי שגרתי של הלדרלין לסופוקלס, ומוציא מן הטרגדיה את מה שראה כ"ערפל האידאולוגי" שלה, כלומר את יסוד הגורל, ומחליף אותו בסיבתיות פוליטית (ברכט, 1948/2022). כפי שמראה דוארטה, העיבוד של 1948 הוא מחווה פוליטית מוצהרת שמבקשת רַציונליזציה של הטרגדיה היוונית, פירוק של יסוד הגורל וחשיפת המנגנון האנושי שמאחוריו (Duarte, 2017). הוא פותח את המחזה בפרולוג שמתרחש בברלין באפריל 1945, שבו שתי אחיות חוזרות ממקלט מפני הפצצות ומגלות את אחיהן תלוי בידי איש אס-אס (ברכט, 1948/2022, עמ' 3). כך, עוד לפני שהמיתוס היווני מתחיל, הוא כבר מעוגן בזמן ההיסטורי הקונקרטי של גרמניה הנאצית, ומן ההצגה הבודדת הזאת נולד "המודל" (Antigonemodell) שמעמת את הצופה עם המבנה הזר של הטרגדיה במקום להמיס אותו באשליה (Duarte, 2017).</w:t>
       </w:r>
     </w:p>
     <w:p>
@@ -583,7 +583,7 @@
           <w:szCs w:val="24"/>
           <w:rtl w:val="1"/>
         </w:rPr>
-        <w:t>ההעמדה של שני המחזות זו מול זו מלמדת שהמיתוס אינו נושא בתוכו משמעות אחת קבועה, אלא הוא מעין מסך שעליו כל דרמטורג מקרין את שאלת התקופה שלו (בן-חורין, תשפ"ו). גיתה, בן הקלאסיקה של ויימאר, מקרין על המיתוס את האמונה הנאורה ביכולת האדם להשתלם ולגבור על הברבריות. ברכט, אחרי אושוויץ ואחרי המלחמה, כבר אינו יכול להאמין בגאולה הזאת, ולכן הופך את המיתוס לכלי ביקורת פוליטי (Zetti, 2017).</w:t>
+        <w:t>ההעמדה של שני המחזות זו מול זו מלמדת שהמיתוס אינו נושא בתוכו משמעות אחת קבועה, אלא הוא מעין מסך שעליו כל דרמטורג מקרין את שאלת התקופה שלו (בן-חורין, תשפ"ו). גיתה, בן הקלאסיקה של ויימאר, מקרין על המיתוס את האמונה הנאורה ביכולת האדם להשתלם ולגבור על הברבריות. ברכט, אחרי אושוויץ ואחרי המלחמה, כבר אינו יכול להאמין בגאולה הזאת, ולכן הופך את המיתוס למחווה פוליטית ולכלי ביקורת (Duarte, 2017).</w:t>
       </w:r>
     </w:p>
     <w:p>
@@ -882,7 +882,7 @@
           <w:sz w:val="24"/>
           <w:szCs w:val="24"/>
         </w:rPr>
-        <w:t xml:space="preserve">Zetti, R. (2017). Antigone's (mis)appropriations in twentieth-century Europe: Memory, politics and resistance. </w:t>
+        <w:t xml:space="preserve">Duarte, B. C. (2017). Rhythm and structure: Brecht's Antigone in performance. </w:t>
       </w:r>
       <w:r>
         <w:rPr>
@@ -891,7 +891,7 @@
           <w:sz w:val="24"/>
           <w:szCs w:val="24"/>
         </w:rPr>
-        <w:t>Calíope: Presença Clássica, 34</w:t>
+        <w:t>Performance Philosophy, 2</w:t>
       </w:r>
       <w:r>
         <w:rPr>
@@ -900,7 +900,7 @@
           <w:sz w:val="24"/>
           <w:szCs w:val="24"/>
         </w:rPr>
-        <w:t>.</w:t>
+        <w:t>(2), 222-240.</w:t>
       </w:r>
       <w:r>
         <w:t xml:space="preserve"> </w:t>
@@ -914,7 +914,7 @@
             <w:color w:val="0563C1"/>
             <w:u w:val="single"/>
           </w:rPr>
-          <w:t xml:space="preserve">https://doi.org/10.17074/cpc.v1i34.14551</w:t>
+          <w:t xml:space="preserve">https://doi.org/10.21476/pp.2017.2295</w:t>
         </w:r>
       </w:hyperlink>
     </w:p>

--- a/מיתוס ודרמה אנטיגונה ואיפיגניה.docx
+++ b/מיתוס ודרמה אנטיגונה ואיפיגניה.docx
@@ -295,7 +295,7 @@
           <w:szCs w:val="24"/>
           <w:rtl w:val="1"/>
         </w:rPr>
-        <w:t>ברכט הולך בכיוון ההפוך. הוא נשען על תרגומו הבלתי שגרתי של הלדרלין לסופוקלס, ומוציא מן הטרגדיה את מה שראה כ"ערפל האידאולוגי" שלה, כלומר את יסוד הגורל, ומחליף אותו בסיבתיות פוליטית (ברכט, 1948/2022). כפי שמראה דוארטה, העיבוד של 1948 הוא מחווה פוליטית מוצהרת שמבקשת רַציונליזציה של הטרגדיה היוונית, פירוק של יסוד הגורל וחשיפת המנגנון האנושי שמאחוריו (Duarte, 2017). הוא פותח את המחזה בפרולוג שמתרחש בברלין באפריל 1945, שבו שתי אחיות חוזרות ממקלט מפני הפצצות ומגלות את אחיהן תלוי בידי איש אס-אס (ברכט, 1948/2022, עמ' 3). כך, עוד לפני שהמיתוס היווני מתחיל, הוא כבר מעוגן בזמן ההיסטורי הקונקרטי של גרמניה הנאצית, ומן ההצגה הבודדת הזאת נולד "המודל" (Antigonemodell) שמעמת את הצופה עם המבנה הזר של הטרגדיה במקום להמיס אותו באשליה (Duarte, 2017).</w:t>
+        <w:t>ברכט הולך בכיוון ההפוך. הוא נשען על תרגומו הבלתי שגרתי של הלדרלין לסופוקלס, ומוציא מן הטרגדיה את מה שראה כ"ערפל האידאולוגי" שלה, כלומר את יסוד הגורל, ומחליף אותו בסיבתיות פוליטית (ברכט, 1948/2022). כפי שמראה דוארטה, העיבוד של 1948 הוא מחווה פוליטית מוצהרת שמבקשת רַציונליזציה של הטרגדיה היוונית, פירוק של יסוד הגורל וחשיפת המנגנון האנושי שמאחוריו (Duarte, 2017). הוא פותח את המחזה בפרולוג שמתרחש בברלין באפריל 1945, שבו שתי אחיות חוזרות ממקלט מפני הפצצות ומגלות את אחיהן תלוי בידי איש אס-אס (ברכט, 1948/2022, עמ' 3). כך, עוד לפני שהמיתוס היווני מתחיל, הוא כבר מעוגן בזמן ההיסטורי הקונקרטי של גרמניה הנאצית, ומן ההצגה הבודדת הזאת נולד "המודל" (Antigonemodell), שתבע התמודדות ישירה עם המבנה הזר של הטרגדיה היוונית כולה (Duarte, 2017).</w:t>
       </w:r>
     </w:p>
     <w:p>

--- a/מיתוס ודרמה אנטיגונה ואיפיגניה.docx
+++ b/מיתוס ודרמה אנטיגונה ואיפיגניה.docx
@@ -277,7 +277,7 @@
           <w:szCs w:val="24"/>
           <w:rtl w:val="1"/>
         </w:rPr>
-        <w:t>גיתה נשען על המיתוס של איפיגניה, בתו של אגממנון, שהוקרבה בידי אביה, ניצלה בידי האלה ארטמיס והועברה לטאוריס לשמש כוהנת. אצל אוריפידס, המקור היווני שהקורס מעמיד מולו את העיבוד הגרמני, נפתר המתח בהתערבות אלוהית, בדאוס אקס מכינה (בן-חורין, תשפ"ו). גיתה מסלק את המנגנון הזה. הוא מעביר את מרכז הכובד מן האלים אל האדם, ואת ההצלה הוא מפקיד לא בידי אלה שיורדת מן המכונה אלא במוסריותה של הגיבורה, באידאל האנושיות (Humanität) שעומד במרכז המחזה ומנוסח בשורותיו שלו (גיתה, 1787/1981).</w:t>
+        <w:t>גיתה נשען על המיתוס של איפיגניה, בתו של אגממנון, שהוקרבה בידי אביה, ניצלה בידי האלה ארטמיס והועברה לטאוריס לשמש כוהנת. אצל אוריפידס, המקור היווני שהקורס מעמיד מולו את העיבוד הגרמני, נפתר המתח בהתערבות אלוהית, בדאוס אקס מכינה (בן-חורין, תשפ"ו). גיתה מסלק את המנגנון הזה. הוא מעביר את מרכז הכובד מן האלים אל האדם, ואת ההצלה הוא מפקיד לא בידי אלה שיורדת מן המכונה אלא במוסריותה של הגיבורה, באידאל האנושיות (Humanität) שעומד במרכז המחזה ומנוסח בשורותיו שלו (גיתה, 1787/1981). קים מראה שגיתה מבטל את הצורך בגניבה ובמרמה שאפיינו את המקור האוריפידי, ובמקומם יוצר דמויות נאורות ואוטונומיות ברוח האתיקה הקאנטית, הפועלות מתוך הכרעה מוסרית עצמאית (Kim, 2011).</w:t>
       </w:r>
     </w:p>
     <w:p>
@@ -457,7 +457,7 @@
           <w:szCs w:val="24"/>
           <w:rtl w:val="1"/>
         </w:rPr>
-        <w:t>גם דמויות השליטים מציבות את שני הקטבים. קראון של ברכט הוא רודן המנהל מלחמת כיבוש, מעניש את מפירי צוויו בפומבי ובאכזריות, וסופו שהוא מאבד את בנו ואת צבאו כאחד (ברכט, 1948/2022). תואס של גיתה, ה"ברברי" לכאורה, מתגלה דווקא כמי שכפוף לחוק עתיק יותר, חוק הכנסת האורחים, ומוכן לשמוע טיעון מוסרי ולשנות את דעתו (גיתה, 1787/1981). ההצבה הזאת הופכת את הציפייה על פיה: השליט מן העולם המוכר הוא האלים והתוקפני, ואילו הזר, ה"ברברי", הוא שמגלם את האנושיות.</w:t>
+        <w:t>גם דמויות השליטים מציבות את שני הקטבים. קראון של ברכט הוא רודן המנהל מלחמת כיבוש, מעניש את מפירי צוויו בפומבי ובאכזריות, וסופו שהוא מאבד את בנו ואת צבאו כאחד (ברכט, 1948/2022). תואס של גיתה, ה"ברברי" לכאורה, מתגלה דווקא כמי שכפוף לחוק עתיק יותר, חוק הכנסת האורחים, ומוכן לשמוע טיעון מוסרי ולשנות את דעתו (גיתה, 1787/1981). ההצבה הזאת הופכת את הציפייה על פיה: השליט מן העולם המוכר הוא האלים והתוקפני, ואילו הזר, ה"ברברי", הוא שמגלם את האנושיות. כפי שמראה קים, גיתה מפרק כאן את המיתוס שלפיו היווני הוא בן התרבות והזר הוא הברברי (Kim, 2011).</w:t>
       </w:r>
     </w:p>
     <w:p>
@@ -511,7 +511,7 @@
           <w:szCs w:val="24"/>
           <w:rtl w:val="1"/>
         </w:rPr>
-        <w:t>אצל גיתה קורה ההפך. במקום שהמכונה האלוהית תתיר את הקשר, האמת האנושית של איפיגניה היא שממיסה את לב המלך. היא קוראת לתואס לפעול מן הלב ולא מן החישוב, "רַק הַסָּפֵק הוֹפֵךְ הַטּוֹב לְרָע. / אַל שְׁקוּלִים! קַיֵּם מִצְוַת לִבֶּךָ" (גיתה, 1787/1981, שורה 1990), ובשיא היא מנסחת את עקרון האנושיות, שהטוב אינו זקוק לחישובי תועלת, "לַעֲשׂוֹת הַטּוֹב, בִּשְׁקוּלִים אֵין צֹרֶךְ" (גיתה, 1787/1981, שורה 2000). תואס נענה דווקא הוא לקריאה האנושית ומושיט יד לשלום, "הוֹשֶׁט נָא לִי יָדְךָ לְאוֹת שָׁלוֹם" (גיתה, 1787/1981, שורה 1985). אם אצל אוריפידס התירה את הקשר אלה שירדה מן המכונה, כאן תופס את מקומה האדם עצמו: לא דאוס אקס מכינה אלא הכרעה אנושית היא שמביאה את הפתרון (גיתה, 1787/1981).</w:t>
+        <w:t>אצל גיתה קורה ההפך. במקום שהמכונה האלוהית תתיר את הקשר, האמת האנושית של איפיגניה היא שממיסה את לב המלך. היא קוראת לתואס לפעול מן הלב ולא מן החישוב, "רַק הַסָּפֵק הוֹפֵךְ הַטּוֹב לְרָע. / אַל שְׁקוּלִים! קַיֵּם מִצְוַת לִבֶּךָ" (גיתה, 1787/1981, שורה 1990), ובשיא היא מנסחת את עקרון האנושיות, שהטוב אינו זקוק לחישובי תועלת, "לַעֲשׂוֹת הַטּוֹב, בִּשְׁקוּלִים אֵין צֹרֶךְ" (גיתה, 1787/1981, שורה 2000). תואס נענה דווקא הוא לקריאה האנושית ומושיט יד לשלום, "הוֹשֶׁט נָא לִי יָדְךָ לְאוֹת שָׁלוֹם" (גיתה, 1787/1981, שורה 1985). אם אצל אוריפידס התירה את הקשר אלה שירדה מן המכונה, כאן תופס את מקומה האדם עצמו: לא דאוס אקס מכינה אלא הכרעה אנושית היא שמביאה את הפתרון (גיתה, 1787/1981). קים מתאר את המהלך הזה כמעבר מאלימות לתקשורת: איפיגניה מכבדת את תואס כשותף לשיח, מגשרת בין הצדדים באמצעות דיבור אמת, ומובילה להבטחת הכנסת אורחים הדדית (Kim, 2011).</w:t>
       </w:r>
     </w:p>
     <w:p>
@@ -918,6 +918,55 @@
         </w:r>
       </w:hyperlink>
     </w:p>
+    <w:p>
+      <w:pPr>
+        <w:spacing w:line="360" w:lineRule="auto" w:after="200"/>
+        <w:ind w:left="709" w:hanging="709"/>
+        <w:jc w:val="left"/>
+      </w:pPr>
+      <w:r>
+        <w:rPr>
+          <w:rFonts w:ascii="David" w:hAnsi="David" w:cs="David"/>
+          <w:i w:val="0"/>
+          <w:sz w:val="24"/>
+          <w:szCs w:val="24"/>
+        </w:rPr>
+        <w:t xml:space="preserve">Kim, Y. (2011). Rewritings of the Iphigenia-myth by Euripides, Racine, and Goethe: From arbitrary violence to verbal communication. </w:t>
+      </w:r>
+      <w:r>
+        <w:rPr>
+          <w:rFonts w:ascii="David" w:hAnsi="David" w:cs="David"/>
+          <w:i/>
+          <w:sz w:val="24"/>
+          <w:szCs w:val="24"/>
+        </w:rPr>
+        <w:t>Trans-Humanities, 4</w:t>
+      </w:r>
+      <w:r>
+        <w:rPr>
+          <w:rFonts w:ascii="David" w:hAnsi="David" w:cs="David"/>
+          <w:i w:val="0"/>
+          <w:sz w:val="24"/>
+          <w:szCs w:val="24"/>
+        </w:rPr>
+        <w:t>(2), 151-176.</w:t>
+      </w:r>
+      <w:r>
+        <w:t xml:space="preserve"> </w:t>
+      </w:r>
+      <w:hyperlink r:id="rId10">
+        <w:r>
+          <w:rPr>
+            <w:rFonts w:ascii="David" w:hAnsi="David" w:cs="David"/>
+            <w:sz w:val="24"/>
+            <w:szCs w:val="24"/>
+            <w:color w:val="0563C1"/>
+            <w:u w:val="single"/>
+          </w:rPr>
+          <w:t xml:space="preserve">https://journal.kci.go.kr/eih/archive/articleView?artiId=ART002095978</w:t>
+        </w:r>
+      </w:hyperlink>
+    </w:p>
     <w:sectPr>
       <w:pgSz w:w="12240" w:h="15840"/>
       <w:pgMar w:top="1417" w:right="1417" w:bottom="1417" w:left="1417" w:header="720" w:footer="720" w:gutter="0"/>

--- a/מיתוס ודרמה אנטיגונה ואיפיגניה.docx
+++ b/מיתוס ודרמה אנטיגונה ואיפיגניה.docx
@@ -259,7 +259,7 @@
           <w:szCs w:val="24"/>
           <w:rtl w:val="1"/>
         </w:rPr>
-        <w:t>המיתוס אינו סיפור קבוע אלא חומר שנמסר מחדש בכל דור, וכל עיבוד הוא כבר פרשנות. זו נקודת המוצא של הקורס באשר לפנייה של הדרמה הגרמנית אל המיתוס (בן-חורין, תשפ"ו). מאמרה של הלן שו ב"ניו יורק טיימס" ממחיש זאת: אנטיגונה חוזרת ומועלית על הבמה שוב ושוב, ובשנת 2026 לבדה הועלתה בניו יורק בכמה הפקות שונות זו לצד זו, עדות לכך שהדמות אינה מתיישנת אלא נקראת מחדש בכל תקופה (שו, 2026).</w:t>
+        <w:t>המיתוס אינו סיפור קבוע אלא חומר שנמסר מחדש בכל דור, וכל עיבוד הוא כבר פרשנות. זו נקודת המוצא של הקורס באשר לפנייה של הדרמה הגרמנית אל המיתוס (בן-חורין, תשפ"ו). מאמרה של הלן שו ב"ניו יורק טיימס" ממחיש זאת: אנטיגונה חוזרת ומועלית על הבמה שוב ושוב, ובשנת 2026 לבדה הועלתה בניו יורק בכמה הפקות שונות זו לצד זו, עדות לכך שהדמות אינה מתיישנת אלא נקראת מחדש בכל תקופה (שו, 2026). התופעה בולטת במיוחד במאה העשרים. כפי שמראה זטי, בעידן של מלחמות, דיקטטורות והתנגדות שבים היוצרים אל אנטיגונה של סופוקלס ומדגישים את ממדיה הפוליטיים בעוצמה חסרת תקדים, כבר מן העיבוד האקספרסיוניסטי האנטי-מלחמתי של הזנקלוור מ-1917 ואילך (Zetti, 2018).</w:t>
       </w:r>
     </w:p>
     <w:p>
@@ -295,7 +295,7 @@
           <w:szCs w:val="24"/>
           <w:rtl w:val="1"/>
         </w:rPr>
-        <w:t>ברכט הולך בכיוון ההפוך. הוא נשען על תרגומו הבלתי שגרתי של הלדרלין לסופוקלס, ומוציא מן הטרגדיה את מה שראה כ"ערפל האידאולוגי" שלה, כלומר את יסוד הגורל, ומחליף אותו בסיבתיות פוליטית (ברכט, 1948/2022). כפי שמראה דוארטה, העיבוד של 1948 הוא מחווה פוליטית מוצהרת שמבקשת רַציונליזציה של הטרגדיה היוונית, פירוק של יסוד הגורל וחשיפת המנגנון האנושי שמאחוריו (Duarte, 2017). הוא פותח את המחזה בפרולוג שמתרחש בברלין באפריל 1945, שבו שתי אחיות חוזרות ממקלט מפני הפצצות ומגלות את אחיהן תלוי בידי איש אס-אס (ברכט, 1948/2022, עמ' 3). כך, עוד לפני שהמיתוס היווני מתחיל, הוא כבר מעוגן בזמן ההיסטורי הקונקרטי של גרמניה הנאצית, ומן ההצגה הבודדת הזאת נולד "המודל" (Antigonemodell), שתבע התמודדות ישירה עם המבנה הזר של הטרגדיה היוונית כולה (Duarte, 2017).</w:t>
+        <w:t>ברכט הולך בכיוון ההפוך. הוא נשען על תרגומו הבלתי שגרתי של הלדרלין לסופוקלס, ומוציא מן הטרגדיה את מה שראה כ"ערפל האידאולוגי" שלה, כלומר את יסוד הגורל, ומחליף אותו בסיבתיות פוליטית (ברכט, 1948/2022). כפי שמראה דוארטה, העיבוד של 1948 הוא מחווה פוליטית מוצהרת שמבקשת רַציונליזציה של הטרגדיה היוונית, פירוק של יסוד הגורל וחשיפת המנגנון האנושי שמאחוריו (Duarte, 2017). הוא פותח את המחזה בפרולוג שמתרחש בברלין באפריל 1945, שבו שתי אחיות חוזרות ממקלט מפני הפצצות ומגלות את אחיהן תלוי בידי איש אס-אס (ברכט, 1948/2022, עמ' 3). כך, עוד לפני שהמיתוס היווני מתחיל, הוא כבר מעוגן בזמן ההיסטורי הקונקרטי של גרמניה הנאצית, ומן ההצגה הבודדת הזאת נולד "המודל" (Antigonemodell), שתבע התמודדות ישירה עם המבנה הזר של הטרגדיה היוונית כולה (Duarte, 2017). ברכט מצטרף בכך לשורה של קריאות פוליטיות במחזה: כבר בראשית המאה, עם הגילוי המחודש של תרגומי הלדרלין לסופוקלס, אותם תרגומים שברכט עצמו יישען עליהם, נקראה אנטיגונה כטקסט פוליטי טעון (Zetti, 2018).</w:t>
       </w:r>
     </w:p>
     <w:p>
@@ -967,6 +967,55 @@
         </w:r>
       </w:hyperlink>
     </w:p>
+    <w:p>
+      <w:pPr>
+        <w:spacing w:line="360" w:lineRule="auto" w:after="200"/>
+        <w:ind w:left="709" w:hanging="709"/>
+        <w:jc w:val="left"/>
+      </w:pPr>
+      <w:r>
+        <w:rPr>
+          <w:rFonts w:ascii="David" w:hAnsi="David" w:cs="David"/>
+          <w:i w:val="0"/>
+          <w:sz w:val="24"/>
+          <w:szCs w:val="24"/>
+        </w:rPr>
+        <w:t xml:space="preserve">Zetti, R. (2018). Sophocles' Antigone reworked in the twentieth century: The case of Hasenclever's Antigone (1917). </w:t>
+      </w:r>
+      <w:r>
+        <w:rPr>
+          <w:rFonts w:ascii="David" w:hAnsi="David" w:cs="David"/>
+          <w:i/>
+          <w:sz w:val="24"/>
+          <w:szCs w:val="24"/>
+        </w:rPr>
+        <w:t>New Voices in Classical Reception Studies, 12</w:t>
+      </w:r>
+      <w:r>
+        <w:rPr>
+          <w:rFonts w:ascii="David" w:hAnsi="David" w:cs="David"/>
+          <w:i w:val="0"/>
+          <w:sz w:val="24"/>
+          <w:szCs w:val="24"/>
+        </w:rPr>
+        <w:t>, 88-107.</w:t>
+      </w:r>
+      <w:r>
+        <w:t xml:space="preserve"> </w:t>
+      </w:r>
+      <w:hyperlink r:id="rId11">
+        <w:r>
+          <w:rPr>
+            <w:rFonts w:ascii="David" w:hAnsi="David" w:cs="David"/>
+            <w:sz w:val="24"/>
+            <w:szCs w:val="24"/>
+            <w:color w:val="0563C1"/>
+            <w:u w:val="single"/>
+          </w:rPr>
+          <w:t xml:space="preserve">https://fass.open.ac.uk/sites/fass.open.ac.uk/files/files/new-voices-journal/issue12/zetti.pdf</w:t>
+        </w:r>
+      </w:hyperlink>
+    </w:p>
     <w:sectPr>
       <w:pgSz w:w="12240" w:h="15840"/>
       <w:pgMar w:top="1417" w:right="1417" w:bottom="1417" w:left="1417" w:header="720" w:footer="720" w:gutter="0"/>

--- a/מיתוס ודרמה אנטיגונה ואיפיגניה.docx
+++ b/מיתוס ודרמה אנטיגונה ואיפיגניה.docx
@@ -277,7 +277,7 @@
           <w:szCs w:val="24"/>
           <w:rtl w:val="1"/>
         </w:rPr>
-        <w:t>גיתה נשען על המיתוס של איפיגניה, בתו של אגממנון, שהוקרבה בידי אביה, ניצלה בידי האלה ארטמיס והועברה לטאוריס לשמש כוהנת. אצל אוריפידס, המקור היווני שהקורס מעמיד מולו את העיבוד הגרמני, נפתר המתח בהתערבות אלוהית, בדאוס אקס מכינה (בן-חורין, תשפ"ו). גיתה מסלק את המנגנון הזה. הוא מעביר את מרכז הכובד מן האלים אל האדם, ואת ההצלה הוא מפקיד לא בידי אלה שיורדת מן המכונה אלא במוסריותה של הגיבורה, באידאל האנושיות (Humanität) שעומד במרכז המחזה ומנוסח בשורותיו שלו (גיתה, 1787/1981). קים מראה שגיתה מבטל את הצורך בגניבה ובמרמה שאפיינו את המקור האוריפידי, ובמקומם יוצר דמויות נאורות ואוטונומיות ברוח האתיקה הקאנטית, הפועלות מתוך הכרעה מוסרית עצמאית (Kim, 2011).</w:t>
+        <w:t>גיתה נשען על המיתוס של איפיגניה, בתו של אגממנון, שהוקרבה בידי אביה, ניצלה בידי האלה ארטמיס והועברה לטאוריס לשמש כוהנת. אצל אוריפידס, המקור היווני שהקורס מעמיד מולו את העיבוד הגרמני, נפתר המתח בהתערבות אלוהית, בדאוס אקס מכינה (בן-חורין, תשפ"ו). גיתה מסלק את המנגנון הזה. הוא מעביר את מרכז הכובד מן האלים אל האדם, ואת ההצלה הוא מפקיד לא בידי אלה שיורדת מן המכונה אלא במוסריותה של הגיבורה, באידאל האנושיות (Humanität) שעומד במרכז המחזה ומנוסח בשורותיו שלו (גיתה, 1787/1981). קים מראה שגיתה מבטל את הצורך בגניבה ובמרמה שאפיינו את המקור האוריפידי, ובמקומם יוצר דמויות נאורות ואוטונומיות ברוח האתיקה הקאנטית, הפועלות מתוך הכרעה מוסרית עצמאית (Kim, 2011). כבר הגל ראה באיפיגניה של גיתה את הדוגמה המושלמת לכך שההתערבות האלוהית החיצונית והמכנית הומרה בסובייקטיביות, כלומר בחירות וביופי מוסרי (הגל, כפי שמצוטט אצל Kim, 2011).</w:t>
       </w:r>
     </w:p>
     <w:p>
@@ -403,7 +403,7 @@
           <w:szCs w:val="24"/>
           <w:rtl w:val="1"/>
         </w:rPr>
-        <w:t>הרגע החד ביותר הוא כשהעימות נחשף כעימות על מלחמה. אנטיגונה מבחינה בין מוות למען המולדת לבין מוות למען השליט עצמו, ומאשימה את קראון שהוא מנהל מלחמת כיבוש בארץ זרה: "שני דברים שונים הם למות בעד הארץ ולמות בשבילָך [...] דווקא יש, שלָך [...] ארץ זרה" (ברכט, 1948/2022, עמ' 24). זהו השינוי המהותי שברכט מכניס. אצלו הסכסוך אינו רק בין חוק המשפחה לחוק המדינה, הקריאה הקלאסית המזוהה עם הגל שהקורס בוחן בהקשר של התקבלות המחזה, אלא בין הפרט לשלטון תוקפני שמוביל את עמו למלחמת שווא (בן-חורין, תשפ"ו). אנטיגונה אינה קדושה מיתית אלא קול פוליטי מתריס.</w:t>
+        <w:t>הרגע החד ביותר הוא כשהעימות נחשף כעימות על מלחמה. אנטיגונה מבחינה בין מוות למען המולדת לבין מוות למען השליט עצמו, ומאשימה את קראון שהוא מנהל מלחמת כיבוש בארץ זרה: "שני דברים שונים הם למות בעד הארץ ולמות בשבילָך [...] דווקא יש, שלָך [...] ארץ זרה" (ברכט, 1948/2022, עמ' 24). זהו השינוי המהותי שברכט מכניס. אצלו הסכסוך אינו רק בין חוק המשפחה לחוק המדינה, הקריאה הקלאסית המזוהה עם הגל (הגל, כפי שמצוטט אצל Zetti, 2018), אלא בין הפרט לשלטון תוקפני שמוביל את עמו למלחמת שווא. הקריאה ההגליאנית עצמה שנויה במחלוקת: באטלר טוענת נגד הגל שאנטיגונה כלל אינה יכולה לייצג את "המשפחה" אל מול "המדינה", בשל מוצאה מגילוי עריות ומערכת יחסיה עם אחיה (Butler, 2000, כפי שמצוטט אצל Zetti, 2018). ברכט, מכל מקום, מסיט את הסכסוך כולו אל הזירה הפוליטית, ואנטיגונה שלו אינה קדושה מיתית אלא קול פוליטי מתריס.</w:t>
       </w:r>
     </w:p>
     <w:p>
@@ -620,6 +620,24 @@
           <w:rtl w:val="1"/>
         </w:rPr>
         <w:t>על רקע זה מתחדדת גם משמעותה של הבחירה בגיבורה אישה בשני המחזות. שתיהן מציבות את קולן מול סמכות גברית, אך אצל ברכט ההתנגדות נשמעת בשפת הכוח והפוליטיקה, ואילו אצל גיתה היא נשמעת בשפת האמת והמצפון. אין כאן דגם אחד של גבורה נשית אלא שניים: האחת מפרה את הצו ומשלמת על כך בחייה, השנייה אינה מפרה דבר אלא משנה את הצו מבפנים, בכוח דיבורה. ההעמדה של שתי הדמויות זו מול זו היא בדיוק סוג הקריאה ההשוואתית שהקורס מציע ככלי פרשני, קריאה שאינה בוחנת יצירה יחידה אלא את היחסים בין יצירות הפונות אל אותו מיתוס (בן-חורין, תשפ"ו).</w:t>
+      </w:r>
+    </w:p>
+    <w:p>
+      <w:pPr>
+        <w:bidi w:val="1"/>
+        <w:spacing w:line="360" w:lineRule="auto" w:after="160"/>
+        <w:jc w:val="both"/>
+      </w:pPr>
+      <w:r>
+        <w:rPr>
+          <w:rFonts w:ascii="David" w:hAnsi="David" w:cs="David"/>
+          <w:b w:val="0"/>
+          <w:i w:val="0"/>
+          <w:sz w:val="24"/>
+          <w:szCs w:val="24"/>
+          <w:rtl w:val="1"/>
+        </w:rPr>
+        <w:t>אלא שה"גאולה" של גיתה אינה חד-משמעית, וכאן צריך להעמיד את הקריאות זו מול זו, לא רק לצרפן. קים מציינת שאף שגיתה מפרק את המיתוס של היווני בן התרבות מול הזר הברברי, הוא בונה במקומו מיתוס אחר, זה של ה"נצחי-נשי" (das Ewig-Weibliche) הגואל את האדם (Kim, 2011). לפי קריאה זו הפתרון ההומני אינו מפרק את המיתוס עד תום אלא ממיר מיתוס אחד באחר, ומעמיד את הגאולה על דמות האישה המקריבה והמגשרת. דווקא כאן נחשף המתח מול ברכט: מה שנראה אצל גיתה כשחרור מן המיתוס אפשר לקרוא כמיתוס חדש של האנושיות, בעוד ברכט מסרב לכל גאולה מיתית ומותיר את הצופה בלי דמות מושיעה (Duarte, 2017). ההשוואה אינה רק בין פירוק לגאולה, אם כן, אלא בין שתי דרכים להתמודד עם עצם הפיתוי של המיתוס.</w:t>
       </w:r>
     </w:p>
     <w:p>

--- a/מיתוס ודרמה אנטיגונה ואיפיגניה.docx
+++ b/מיתוס ודרמה אנטיגונה ואיפיגניה.docx
@@ -223,7 +223,7 @@
           <w:szCs w:val="24"/>
           <w:rtl w:val="1"/>
         </w:rPr>
-        <w:t>הדיון מתקדם בשלושה מהלכים. תחילה מתואר כיצד כל מחזה ניגש אל המקור המיתי שלו ואל יסוד הגורל. לאחר מכן מועמדות שתי סצנות היסוד, הגיבורה מול השליט, זו מול זו. לבסוף נבחן הפתרון המנוגד של שני המחזות, הטרגי-פוליטי מול ההומני, ומה שאפשר ללמוד מן ההבדל על עצם המפגש בין מיתוס לדרמה.</w:t>
+        <w:t>הדיון מתקדם בשלושה מהלכים: גישתו של כל מחזה אל המקור המיתי ואל יסוד הגורל, סצנת היסוד של הגיבורה מול השליט, ולבסוף הפתרון המנוגד של שני המחזות ומה שאפשר ללמוד ממנו על עצם המפגש בין מיתוס לדרמה.</w:t>
       </w:r>
     </w:p>
     <w:p>
@@ -313,25 +313,7 @@
           <w:szCs w:val="24"/>
           <w:rtl w:val="1"/>
         </w:rPr>
-        <w:t>ההבדל בין שתי הגישות ניכר כבר ברמת הצורה הדרמטית. ברכט אינו מבקש שהצופה יזדהה עם הגורל הטרגי אלא שיתבונן בו מבחוץ, ולכן הוא ממקם את הפרולוג בזמן ובמקום קונקרטיים ומנתק את הצופה מן ההזדהות המיתית. זהו מהלך של הרחקה, מן הכלים הפרשניים שהקורס מזהה כמרכזיים בתיאטרון של ברכט (בן-חורין, תשפ"ו). גיתה, לעומתו, אינו מרחיק את הגורל אלא מפנים אותו. מה שהיה אצל אוריפידס כוח חיצוני של האלים הופך אצלו לקול המצפון הפנימי של הגיבורה, והדרמה כולה נעה מן החוץ אל הפנים, מן המיתוס אל הנפש (גיתה, 1787/1981).</w:t>
-      </w:r>
-    </w:p>
-    <w:p>
-      <w:pPr>
-        <w:bidi w:val="1"/>
-        <w:spacing w:line="360" w:lineRule="auto" w:after="160"/>
-        <w:jc w:val="both"/>
-      </w:pPr>
-      <w:r>
-        <w:rPr>
-          <w:rFonts w:ascii="David" w:hAnsi="David" w:cs="David"/>
-          <w:b w:val="0"/>
-          <w:i w:val="0"/>
-          <w:sz w:val="24"/>
-          <w:szCs w:val="24"/>
-          <w:rtl w:val="1"/>
-        </w:rPr>
-        <w:t>גם מבנה הטקסט נושא את ההבדל הזה. "איפיגניה בטאוריס" כתובה בתבנית הקלאסית הסגורה, בחרוזים לבנים מדודים, שבה כל מהלך נובע מקודמו עד הפיוס, צורה שמגלמת בעצמה את אמון ויימאר בהרמוניה ובמידה (גיתה, 1787/1981). ברכט, לעומת זאת, כותב דרמה אפית ופתוחה, קטועה, המשלבת מקהלה ופרולוג עכשווי ומסרבת לאשליה של רצף אחיד. הקורס מדגיש שתיאור המאפיינים הדרמטיים של הטקסט הוא חלק מן הקריאה בו, וכאן הצורה אינה עטיפה חיצונית אלא נושאת בעצמה את עמדת היוצר כלפי המיתוס (בן-חורין, תשפ"ו).</w:t>
+        <w:t>ההבדל ניכר כבר ברמת הצורה. ברכט אינו מבקש שהצופה יזדהה עם הגורל הטרגי אלא שיתבונן בו מבחוץ, ולכן הוא ממקם את הפרולוג בזמן ובמקום קונקרטיים ומנתק את ההזדהות המיתית, מהלך של הרחקה (Verfremdung) שהקורס מזהה כמרכזי בתיאטרון של ברכט (בן-חורין, תשפ"ו). הצורה עצמה נושאת את העמדה: אנטיגונה כתובה כדרמה אפית ופתוחה, קטועה, המשלבת מקהלה ופרולוג עכשווי ומסרבת לאשליה של רצף אחיד, ואילו איפיגניה כתובה בתבנית הקלאסית הסגורה, בחרוזים לבנים מדודים שבהם כל מהלך נובע מקודמו עד הפיוס, צורה המגלמת את אמון ויימאר בהרמוניה. גיתה אינו מרחיק את הגורל אלא מפנים אותו: מה שהיה אצל אוריפידס כוח חיצוני של האלים הופך אצלו לקול המצפון, והדרמה כולה נעה מן החוץ אל הפנים (גיתה, 1787/1981).</w:t>
       </w:r>
     </w:p>
     <w:p>
@@ -583,7 +565,7 @@
           <w:szCs w:val="24"/>
           <w:rtl w:val="1"/>
         </w:rPr>
-        <w:t>ההעמדה של שני המחזות זו מול זו מלמדת שהמיתוס אינו נושא בתוכו משמעות אחת קבועה, אלא הוא מעין מסך שעליו כל דרמטורג מקרין את שאלת התקופה שלו (בן-חורין, תשפ"ו). גיתה, בן הקלאסיקה של ויימאר, מקרין על המיתוס את האמונה הנאורה ביכולת האדם להשתלם ולגבור על הברבריות. ברכט, אחרי אושוויץ ואחרי המלחמה, כבר אינו יכול להאמין בגאולה הזאת, ולכן הופך את המיתוס למחווה פוליטית ולכלי ביקורת (Duarte, 2017).</w:t>
+        <w:t>ההעמדה מלמדת שהמיתוס אינו נושא בתוכו משמעות אחת קבועה, אלא הוא מעין מסך שעליו כל דרמטורג מקרין את שאלת תקופתו (בן-חורין, תשפ"ו). גיתה, בן הקלאסיקה של ויימאר, מקרין עליו את האמונה הנאורה ביכולת האדם, וברכט, אחרי המלחמה, את החשד כלפי אותה אמונה עצמה (Duarte, 2017).</w:t>
       </w:r>
     </w:p>
     <w:p>
@@ -601,25 +583,7 @@
           <w:szCs w:val="24"/>
           <w:rtl w:val="1"/>
         </w:rPr>
-        <w:t>ההבדל הזה נוגע ישירות בשאלה שהמחזות מציבים על הגיבורה. אנטיגונה של ברכט ואיפיגניה של גיתה שתיהן נשים שמתייצבות מול סמכות גברית בשם ערך עליון, אך אצל ברכט הערך הוא צדק פוליטי שמוביל אל מוות, ואצל גיתה הוא אנושיות שמובילה אל חיים. שתי הגיבורות מגלמות שני חלומות שונים על התנגדות, אחת מנצחת דרך מותה ומחאתה, והשנייה דרך כוחה לשנות את האחר בלי אלימות (בן-חורין, תשפ"ו).</w:t>
-      </w:r>
-    </w:p>
-    <w:p>
-      <w:pPr>
-        <w:bidi w:val="1"/>
-        <w:spacing w:line="360" w:lineRule="auto" w:after="160"/>
-        <w:jc w:val="both"/>
-      </w:pPr>
-      <w:r>
-        <w:rPr>
-          <w:rFonts w:ascii="David" w:hAnsi="David" w:cs="David"/>
-          <w:b w:val="0"/>
-          <w:i w:val="0"/>
-          <w:sz w:val="24"/>
-          <w:szCs w:val="24"/>
-          <w:rtl w:val="1"/>
-        </w:rPr>
-        <w:t>על רקע זה מתחדדת גם משמעותה של הבחירה בגיבורה אישה בשני המחזות. שתיהן מציבות את קולן מול סמכות גברית, אך אצל ברכט ההתנגדות נשמעת בשפת הכוח והפוליטיקה, ואילו אצל גיתה היא נשמעת בשפת האמת והמצפון. אין כאן דגם אחד של גבורה נשית אלא שניים: האחת מפרה את הצו ומשלמת על כך בחייה, השנייה אינה מפרה דבר אלא משנה את הצו מבפנים, בכוח דיבורה. ההעמדה של שתי הדמויות זו מול זו היא בדיוק סוג הקריאה ההשוואתית שהקורס מציע ככלי פרשני, קריאה שאינה בוחנת יצירה יחידה אלא את היחסים בין יצירות הפונות אל אותו מיתוס (בן-חורין, תשפ"ו).</w:t>
+        <w:t>ההבדל נוגע ישירות בדמות הגיבורה. אנטיגונה של ברכט ואיפיגניה של גיתה שתיהן נשים המתייצבות מול סמכות גברית בשם ערך עליון, אך אצל ברכט הערך הוא צדק פוליטי המוביל אל מוות, ואצל גיתה אנושיות המובילה אל חיים. אלה שני דגמים של גבורה נשית: האחת מפרה את הצו ומשלמת על כך בחייה, השנייה אינה מפרה דבר אלא משנה את הצו מבפנים, בכוח דיבורה. העמדתן זו מול זו היא בדיוק כלי הקריאה ההשוואתית שהקורס מציע, קריאה הבוחנת לא יצירה יחידה אלא את היחסים בין יצירות הפונות אל אותו מיתוס (בן-חורין, תשפ"ו).</w:t>
       </w:r>
     </w:p>
     <w:p>

--- a/מיתוס ודרמה אנטיגונה ואיפיגניה.docx
+++ b/מיתוס ודרמה אנטיגונה ואיפיגניה.docx
@@ -11,17 +11,43 @@
     </w:p>
     <w:p>
       <w:pPr>
-        <w:bidi w:val="1"/>
-        <w:spacing w:line="360" w:lineRule="auto" w:after="0"/>
-        <w:jc w:val="both"/>
+        <w:spacing w:after="200"/>
+        <w:jc w:val="center"/>
       </w:pPr>
-    </w:p>
-    <w:p>
-      <w:pPr>
-        <w:bidi w:val="1"/>
-        <w:spacing w:line="360" w:lineRule="auto" w:after="0"/>
-        <w:jc w:val="both"/>
-      </w:pPr>
+      <w:r>
+        <w:drawing>
+          <wp:inline xmlns:a="http://schemas.openxmlformats.org/drawingml/2006/main" xmlns:pic="http://schemas.openxmlformats.org/drawingml/2006/picture">
+            <wp:extent cx="2011680" cy="745473"/>
+            <wp:docPr id="1" name="Picture 1"/>
+            <wp:cNvGraphicFramePr>
+              <a:graphicFrameLocks noChangeAspect="1"/>
+            </wp:cNvGraphicFramePr>
+            <a:graphic>
+              <a:graphicData uri="http://schemas.openxmlformats.org/drawingml/2006/picture">
+                <pic:pic>
+                  <pic:nvPicPr>
+                    <pic:cNvPr id="0" name="5b23c38b-IMG_5936.png"/>
+                    <pic:cNvPicPr/>
+                  </pic:nvPicPr>
+                  <pic:blipFill>
+                    <a:blip r:embed="rId9"/>
+                    <a:stretch>
+                      <a:fillRect/>
+                    </a:stretch>
+                  </pic:blipFill>
+                  <pic:spPr>
+                    <a:xfrm>
+                      <a:off x="0" y="0"/>
+                      <a:ext cx="2011680" cy="745473"/>
+                    </a:xfrm>
+                    <a:prstGeom prst="rect"/>
+                  </pic:spPr>
+                </pic:pic>
+              </a:graphicData>
+            </a:graphic>
+          </wp:inline>
+        </w:drawing>
+      </w:r>
     </w:p>
     <w:p>
       <w:pPr>
@@ -38,7 +64,7 @@
           <w:szCs w:val="28"/>
           <w:rtl w:val="1"/>
         </w:rPr>
-        <w:t>אוניברסיטת בר-אילן | המחלקה לספרות משווה</w:t>
+        <w:t>המחלקה לספרות משווה</w:t>
       </w:r>
     </w:p>
     <w:p>
@@ -887,7 +913,7 @@
       <w:r>
         <w:t xml:space="preserve"> </w:t>
       </w:r>
-      <w:hyperlink r:id="rId9">
+      <w:hyperlink r:id="rId10">
         <w:r>
           <w:rPr>
             <w:rFonts w:ascii="David" w:hAnsi="David" w:cs="David"/>
@@ -936,7 +962,7 @@
       <w:r>
         <w:t xml:space="preserve"> </w:t>
       </w:r>
-      <w:hyperlink r:id="rId10">
+      <w:hyperlink r:id="rId11">
         <w:r>
           <w:rPr>
             <w:rFonts w:ascii="David" w:hAnsi="David" w:cs="David"/>
@@ -985,7 +1011,7 @@
       <w:r>
         <w:t xml:space="preserve"> </w:t>
       </w:r>
-      <w:hyperlink r:id="rId11">
+      <w:hyperlink r:id="rId12">
         <w:r>
           <w:rPr>
             <w:rFonts w:ascii="David" w:hAnsi="David" w:cs="David"/>

--- a/מיתוס ודרמה אנטיגונה ואיפיגניה.docx
+++ b/מיתוס ודרמה אנטיגונה ואיפיגניה.docx
@@ -760,7 +760,7 @@
           <w:szCs w:val="24"/>
           <w:rtl w:val="1"/>
         </w:rPr>
-        <w:t xml:space="preserve"> [סילבוס הקורס]. אוניברסיטת בר-אילן.</w:t>
+        <w:t xml:space="preserve"> [הרצאות הקורס]. אוניברסיטת בר-אילן.</w:t>
       </w:r>
     </w:p>
     <w:p>

--- a/מיתוס ודרמה אנטיגונה ואיפיגניה.docx
+++ b/מיתוס ודרמה אנטיגונה ואיפיגניה.docx
@@ -231,7 +231,7 @@
           <w:szCs w:val="24"/>
           <w:rtl w:val="1"/>
         </w:rPr>
-        <w:t>הקורס מיתוס ודרמה בגרמניה בוחן כיצד יוצרים ויוצרות בגרמניה פונים אל המיתוס, ואילו סוגיות תרבותיות ואתיות הפנייה הזאת מעלה (בן-חורין, תשפ"ו). עבודה זו מעמידה זו מול זו שתי יצירות שמושכות את אותו חומר מיתי לשני קטבים מנוגדים. "איפיגניה בטאוריס" של גיתה (1787/1981) ו"אנטיגונה" של ברטולט ברכט (1948/2022) שתיהן עיבודים גרמניים לטרגדיה יוונית, ושתיהן מעמידות במרכזן אישה שמסרבת לציית לצו של שליט. אך בעוד גיתה מיישב את הסכסוך בפיוס הומני, ברכט מותיר אותו פצע פתוח וטעון פוליטית. הטענה המרכזית בעבודה היא ששתי היצירות מגלמות שני אופנים הפוכים שבהם הדרמה הגרמנית מתייחסת אל המיתוס, האחד גואל אותו והשני מפרק אותו, ושדווקא ההעמדה שלהן זו מול זו חושפת מהו היחס שבין מיתוס לדרמה (בן-חורין, תשפ"ו).</w:t>
+        <w:t>הקורס מיתוס ודרמה בגרמניה בוחן כיצד יוצרים ויוצרות בגרמניה פונים אל המיתוס, ואילו סוגיות תרבותיות ואתיות הפנייה הזאת מעלה (מ' בן-חורין, הרצאות הקורס, תשפ"ו). עבודה זו מעמידה זו מול זו שתי יצירות שמושכות את אותו חומר מיתי לשני קטבים מנוגדים. "איפיגניה בטאוריס" של גיתה (1787/1981) ו"אנטיגונה" של ברטולט ברכט (1948/2022) שתיהן עיבודים גרמניים לטרגדיה יוונית, ושתיהן מעמידות במרכזן אישה שמסרבת לציית לצו של שליט. אך בעוד גיתה מיישב את הסכסוך בפיוס הומני, ברכט מותיר אותו פצע פתוח וטעון פוליטית. הטענה המרכזית בעבודה היא ששתי היצירות מגלמות שני אופנים הפוכים שבהם הדרמה הגרמנית מתייחסת אל המיתוס, האחד גואל אותו והשני מפרק אותו, ושדווקא ההעמדה שלהן זו מול זו חושפת מהו היחס שבין מיתוס לדרמה (מ' בן-חורין, הרצאות הקורס, תשפ"ו).</w:t>
       </w:r>
     </w:p>
     <w:p>
@@ -285,7 +285,7 @@
           <w:szCs w:val="24"/>
           <w:rtl w:val="1"/>
         </w:rPr>
-        <w:t>המיתוס אינו סיפור קבוע אלא חומר שנמסר מחדש בכל דור, וכל עיבוד הוא כבר פרשנות. זו נקודת המוצא של הקורס באשר לפנייה של הדרמה הגרמנית אל המיתוס (בן-חורין, תשפ"ו). מאמרה של הלן שו ב"ניו יורק טיימס" ממחיש זאת: אנטיגונה חוזרת ומועלית על הבמה שוב ושוב, ובשנת 2026 לבדה הועלתה בניו יורק בכמה הפקות שונות זו לצד זו, עדות לכך שהדמות אינה מתיישנת אלא נקראת מחדש בכל תקופה (שו, 2026). התופעה בולטת במיוחד במאה העשרים. כפי שמראה זטי, בעידן של מלחמות, דיקטטורות והתנגדות שבים היוצרים אל אנטיגונה של סופוקלס ומדגישים את ממדיה הפוליטיים בעוצמה חסרת תקדים, כבר מן העיבוד האקספרסיוניסטי האנטי-מלחמתי של הזנקלוור מ-1917 ואילך (Zetti, 2018).</w:t>
+        <w:t>המיתוס אינו סיפור קבוע אלא חומר שנמסר מחדש בכל דור, וכל עיבוד הוא כבר פרשנות. זו נקודת המוצא של הקורס באשר לפנייה של הדרמה הגרמנית אל המיתוס (מ' בן-חורין, הרצאות הקורס, תשפ"ו). מאמרה של הלן שו ב"ניו יורק טיימס" ממחיש זאת: אנטיגונה חוזרת ומועלית על הבמה שוב ושוב, ובשנת 2026 לבדה הועלתה בניו יורק בכמה הפקות שונות זו לצד זו, עדות לכך שהדמות אינה מתיישנת אלא נקראת מחדש בכל תקופה (שו, 2026). התופעה בולטת במיוחד במאה העשרים. כפי שמראה זטי, בעידן של מלחמות, דיקטטורות והתנגדות שבים היוצרים אל אנטיגונה של סופוקלס ומדגישים את ממדיה הפוליטיים בעוצמה חסרת תקדים, כבר מן העיבוד האקספרסיוניסטי האנטי-מלחמתי של הזנקלוור מ-1917 ואילך (Zetti, 2018).</w:t>
       </w:r>
     </w:p>
     <w:p>
@@ -303,7 +303,7 @@
           <w:szCs w:val="24"/>
           <w:rtl w:val="1"/>
         </w:rPr>
-        <w:t>גיתה נשען על המיתוס של איפיגניה, בתו של אגממנון, שהוקרבה בידי אביה, ניצלה בידי האלה ארטמיס והועברה לטאוריס לשמש כוהנת. אצל אוריפידס, המקור היווני שהקורס מעמיד מולו את העיבוד הגרמני, נפתר המתח בהתערבות אלוהית, בדאוס אקס מכינה (בן-חורין, תשפ"ו). גיתה מסלק את המנגנון הזה. הוא מעביר את מרכז הכובד מן האלים אל האדם, ואת ההצלה הוא מפקיד לא בידי אלה שיורדת מן המכונה אלא במוסריותה של הגיבורה, באידאל האנושיות (Humanität) שעומד במרכז המחזה ומנוסח בשורותיו שלו (גיתה, 1787/1981). קים מראה שגיתה מבטל את הצורך בגניבה ובמרמה שאפיינו את המקור האוריפידי, ובמקומם יוצר דמויות נאורות ואוטונומיות ברוח האתיקה הקאנטית, הפועלות מתוך הכרעה מוסרית עצמאית (Kim, 2011). כבר הגל ראה באיפיגניה של גיתה את הדוגמה המושלמת לכך שההתערבות האלוהית החיצונית והמכנית הומרה בסובייקטיביות, כלומר בחירות וביופי מוסרי (הגל, כפי שמצוטט אצל Kim, 2011).</w:t>
+        <w:t>גיתה נשען על המיתוס של איפיגניה, בתו של אגממנון, שהוקרבה בידי אביה, ניצלה בידי האלה ארטמיס והועברה לטאוריס לשמש כוהנת. אצל אוריפידס, המקור היווני שהקורס מעמיד מולו את העיבוד הגרמני, נפתר המתח בהתערבות אלוהית, בדאוס אקס מכינה (מ' בן-חורין, הרצאות הקורס, תשפ"ו). גיתה מסלק את המנגנון הזה. הוא מעביר את מרכז הכובד מן האלים אל האדם, ואת ההצלה הוא מפקיד לא בידי אלה שיורדת מן המכונה אלא במוסריותה של הגיבורה, באידאל האנושיות (Humanität) שעומד במרכז המחזה ומנוסח בשורותיו שלו (גיתה, 1787/1981). קים מראה שגיתה מבטל את הצורך בגניבה ובמרמה שאפיינו את המקור האוריפידי, ובמקומם יוצר דמויות נאורות ואוטונומיות ברוח האתיקה הקאנטית, הפועלות מתוך הכרעה מוסרית עצמאית (Kim, 2011). כבר הגל ראה באיפיגניה של גיתה את הדוגמה המושלמת לכך שההתערבות האלוהית החיצונית והמכנית הומרה בסובייקטיביות, כלומר בחירות וביופי מוסרי (הגל, כפי שמצוטט אצל Kim, 2011).</w:t>
       </w:r>
     </w:p>
     <w:p>
@@ -339,7 +339,7 @@
           <w:szCs w:val="24"/>
           <w:rtl w:val="1"/>
         </w:rPr>
-        <w:t>ההבדל ניכר כבר ברמת הצורה. ברכט אינו מבקש שהצופה יזדהה עם הגורל הטרגי אלא שיתבונן בו מבחוץ, ולכן הוא ממקם את הפרולוג בזמן ובמקום קונקרטיים ומנתק את ההזדהות המיתית, מהלך של הרחקה (Verfremdung) שהקורס מזהה כמרכזי בתיאטרון של ברכט (בן-חורין, תשפ"ו). הצורה עצמה נושאת את העמדה: אנטיגונה כתובה כדרמה אפית ופתוחה, קטועה, המשלבת מקהלה ופרולוג עכשווי ומסרבת לאשליה של רצף אחיד, ואילו איפיגניה כתובה בתבנית הקלאסית הסגורה, בחרוזים לבנים מדודים שבהם כל מהלך נובע מקודמו עד הפיוס, צורה המגלמת את אמון ויימאר בהרמוניה. גיתה אינו מרחיק את הגורל אלא מפנים אותו: מה שהיה אצל אוריפידס כוח חיצוני של האלים הופך אצלו לקול המצפון, והדרמה כולה נעה מן החוץ אל הפנים (גיתה, 1787/1981).</w:t>
+        <w:t>ההבדל ניכר כבר ברמת הצורה. ברכט אינו מבקש שהצופה יזדהה עם הגורל הטרגי אלא שיתבונן בו מבחוץ, ולכן הוא ממקם את הפרולוג בזמן ובמקום קונקרטיים ומנתק את ההזדהות המיתית, מהלך של הרחקה (Verfremdung) שהקורס מזהה כמרכזי בתיאטרון של ברכט (מ' בן-חורין, הרצאות הקורס, תשפ"ו). הצורה עצמה נושאת את העמדה: אנטיגונה כתובה כדרמה אפית ופתוחה, קטועה, המשלבת מקהלה ופרולוג עכשווי ומסרבת לאשליה של רצף אחיד, ואילו איפיגניה כתובה בתבנית הקלאסית הסגורה, בחרוזים לבנים מדודים שבהם כל מהלך נובע מקודמו עד הפיוס, צורה המגלמת את אמון ויימאר בהרמוניה. גיתה אינו מרחיק את הגורל אלא מפנים אותו: מה שהיה אצל אוריפידס כוח חיצוני של האלים הופך אצלו לקול המצפון, והדרמה כולה נעה מן החוץ אל הפנים (גיתה, 1787/1981).</w:t>
       </w:r>
     </w:p>
     <w:p>
@@ -375,7 +375,7 @@
           <w:szCs w:val="24"/>
           <w:rtl w:val="1"/>
         </w:rPr>
-        <w:t>בשני המחזות עומדת אישה מול שליט גבר שדורש ממנה כניעה, ובשני המקרים הסירוב נובע מנאמנות לערך שגבוה מצו המלך, אך אופי הסירוב שונה לגמרי (בן-חורין, תשפ"ו).</w:t>
+        <w:t>בשני המחזות עומדת אישה מול שליט גבר שדורש ממנה כניעה, ובשני המקרים הסירוב נובע מנאמנות לערך שגבוה מצו המלך, אך אופי הסירוב שונה לגמרי (מ' בן-חורין, הרצאות הקורס, תשפ"ו).</w:t>
       </w:r>
     </w:p>
     <w:p>
@@ -537,7 +537,7 @@
           <w:szCs w:val="24"/>
           <w:rtl w:val="1"/>
         </w:rPr>
-        <w:t>שני הסיומים האלה הם שתי תשובות הפוכות לאותה שאלה שהקורס מציב על הפנייה אל המיתוס, מה עושים עם המיתוס (בן-חורין, תשפ"ו). גיתה גואל אותו: הוא לוקח סיפור אכזרי של קורבן אדם והופך אותו לעדות ליכולתו של האדם להשתחרר מן האלימות בכוח האנושיות שבו. ברכט מסרב לגאולה הזאת. הוא חושף את המיתוס כמסך שמסתיר יחסי כוח, ומפרק אותו כדי שייחשף המנגנון הפוליטי שמאחוריו (ברכט, 1948/2022).</w:t>
+        <w:t>שני הסיומים האלה הם שתי תשובות הפוכות לאותה שאלה שהקורס מציב על הפנייה אל המיתוס, מה עושים עם המיתוס (מ' בן-חורין, הרצאות הקורס, תשפ"ו). גיתה גואל אותו: הוא לוקח סיפור אכזרי של קורבן אדם והופך אותו לעדות ליכולתו של האדם להשתחרר מן האלימות בכוח האנושיות שבו. ברכט מסרב לגאולה הזאת. הוא חושף את המיתוס כמסך שמסתיר יחסי כוח, ומפרק אותו כדי שייחשף המנגנון הפוליטי שמאחוריו (ברכט, 1948/2022).</w:t>
       </w:r>
     </w:p>
     <w:p>
@@ -591,7 +591,7 @@
           <w:szCs w:val="24"/>
           <w:rtl w:val="1"/>
         </w:rPr>
-        <w:t>ההעמדה מלמדת שהמיתוס אינו נושא בתוכו משמעות אחת קבועה, אלא הוא מעין מסך שעליו כל דרמטורג מקרין את שאלת תקופתו (בן-חורין, תשפ"ו). גיתה, בן הקלאסיקה של ויימאר, מקרין עליו את האמונה הנאורה ביכולת האדם, וברכט, אחרי המלחמה, את החשד כלפי אותה אמונה עצמה (Duarte, 2017).</w:t>
+        <w:t>ההעמדה מלמדת שהמיתוס אינו נושא בתוכו משמעות אחת קבועה, אלא הוא מעין מסך שעליו כל דרמטורג מקרין את שאלת תקופתו (מ' בן-חורין, הרצאות הקורס, תשפ"ו). גיתה, בן הקלאסיקה של ויימאר, מקרין עליו את האמונה הנאורה ביכולת האדם, וברכט, אחרי המלחמה, את החשד כלפי אותה אמונה עצמה (Duarte, 2017).</w:t>
       </w:r>
     </w:p>
     <w:p>
@@ -609,7 +609,7 @@
           <w:szCs w:val="24"/>
           <w:rtl w:val="1"/>
         </w:rPr>
-        <w:t>ההבדל נוגע ישירות בדמות הגיבורה. אנטיגונה של ברכט ואיפיגניה של גיתה שתיהן נשים המתייצבות מול סמכות גברית בשם ערך עליון, אך אצל ברכט הערך הוא צדק פוליטי המוביל אל מוות, ואצל גיתה אנושיות המובילה אל חיים. אלה שני דגמים של גבורה נשית: האחת מפרה את הצו ומשלמת על כך בחייה, השנייה אינה מפרה דבר אלא משנה את הצו מבפנים, בכוח דיבורה. העמדתן זו מול זו היא בדיוק כלי הקריאה ההשוואתית שהקורס מציע, קריאה הבוחנת לא יצירה יחידה אלא את היחסים בין יצירות הפונות אל אותו מיתוס (בן-חורין, תשפ"ו).</w:t>
+        <w:t>ההבדל נוגע ישירות בדמות הגיבורה. אנטיגונה של ברכט ואיפיגניה של גיתה שתיהן נשים המתייצבות מול סמכות גברית בשם ערך עליון, אך אצל ברכט הערך הוא צדק פוליטי המוביל אל מוות, ואצל גיתה אנושיות המובילה אל חיים. אלה שני דגמים של גבורה נשית: האחת מפרה את הצו ומשלמת על כך בחייה, השנייה אינה מפרה דבר אלא משנה את הצו מבפנים, בכוח דיבורה. העמדתן זו מול זו היא בדיוק כלי הקריאה ההשוואתית שהקורס מציע, קריאה הבוחנת לא יצירה יחידה אלא את היחסים בין יצירות הפונות אל אותו מיתוס (מ' בן-חורין, הרצאות הקורס, תשפ"ו).</w:t>
       </w:r>
     </w:p>
     <w:p>
@@ -681,7 +681,7 @@
           <w:szCs w:val="24"/>
           <w:rtl w:val="1"/>
         </w:rPr>
-        <w:t>"אנטיגונה" של ברכט ו"איפיגניה" של גיתה יוצאות מאותו מקור מיתי ומגיעות לשני מקומות מנוגדים. האחת מפרקת את המיתוס כדי לחשוף אלימות ושלטון, והשנייה גואלת אותו כדי להאיר את האנושיות. ההשוואה ביניהן אינה מכריעה מי צודקת, אלא מראה שהמיתוס הוא שדה פתוח, וכל דרמטורג בוחר בו את הקרב שלו, גיתה את הקרב על דמות האדם וברכט את הקרב על האמת הפוליטית (בן-חורין, תשפ"ו).</w:t>
+        <w:t>"אנטיגונה" של ברכט ו"איפיגניה" של גיתה יוצאות מאותו מקור מיתי ומגיעות לשני מקומות מנוגדים. האחת מפרקת את המיתוס כדי לחשוף אלימות ושלטון, והשנייה גואלת אותו כדי להאיר את האנושיות. ההשוואה ביניהן אינה מכריעה מי צודקת, אלא מראה שהמיתוס הוא שדה פתוח, וכל דרמטורג בוחר בו את הקרב שלו, גיתה את הקרב על דמות האדם וברכט את הקרב על האמת הפוליטית (מ' בן-חורין, הרצאות הקורס, תשפ"ו).</w:t>
       </w:r>
     </w:p>
     <w:p>
@@ -723,44 +723,6 @@
           <w:rtl w:val="1"/>
         </w:rPr>
         <w:t>רשימת מקורות</w:t>
-      </w:r>
-    </w:p>
-    <w:p>
-      <w:pPr>
-        <w:bidi w:val="1"/>
-        <w:spacing w:line="360" w:lineRule="auto" w:after="200"/>
-        <w:ind w:left="709" w:hanging="709"/>
-        <w:jc w:val="both"/>
-      </w:pPr>
-      <w:r>
-        <w:rPr>
-          <w:rFonts w:ascii="David" w:hAnsi="David" w:cs="David"/>
-          <w:i w:val="0"/>
-          <w:sz w:val="24"/>
-          <w:szCs w:val="24"/>
-          <w:rtl w:val="1"/>
-        </w:rPr>
-        <w:t xml:space="preserve">בן-חורין, מ' (תשפ"ו). </w:t>
-      </w:r>
-      <w:r>
-        <w:rPr>
-          <w:rFonts w:ascii="David" w:hAnsi="David" w:cs="David"/>
-          <w:i/>
-          <w:sz w:val="24"/>
-          <w:szCs w:val="24"/>
-          <w:rtl w:val="1"/>
-        </w:rPr>
-        <w:t>מיתוס ודרמה בגרמניה</w:t>
-      </w:r>
-      <w:r>
-        <w:rPr>
-          <w:rFonts w:ascii="David" w:hAnsi="David" w:cs="David"/>
-          <w:i w:val="0"/>
-          <w:sz w:val="24"/>
-          <w:szCs w:val="24"/>
-          <w:rtl w:val="1"/>
-        </w:rPr>
-        <w:t xml:space="preserve"> [הרצאות הקורס]. אוניברסיטת בר-אילן.</w:t>
       </w:r>
     </w:p>
     <w:p>

--- a/מיתוס ודרמה אנטיגונה ואיפיגניה.docx
+++ b/מיתוס ודרמה אנטיגונה ואיפיגניה.docx
@@ -142,7 +142,7 @@
     <w:p>
       <w:pPr>
         <w:bidi w:val="1"/>
-        <w:spacing w:line="240" w:lineRule="auto" w:after="520"/>
+        <w:spacing w:line="240" w:lineRule="auto" w:after="440"/>
         <w:jc w:val="center"/>
       </w:pPr>
       <w:r>
@@ -160,6 +160,42 @@
     <w:p>
       <w:pPr>
         <w:bidi w:val="1"/>
+        <w:spacing w:line="240" w:lineRule="auto" w:after="160"/>
+        <w:jc w:val="center"/>
+      </w:pPr>
+      <w:r>
+        <w:rPr>
+          <w:rFonts w:ascii="David" w:hAnsi="David" w:cs="David"/>
+          <w:b/>
+          <w:i w:val="0"/>
+          <w:sz w:val="24"/>
+          <w:szCs w:val="24"/>
+          <w:rtl w:val="1"/>
+        </w:rPr>
+        <w:t>מוגש על ידי:</w:t>
+      </w:r>
+    </w:p>
+    <w:p>
+      <w:pPr>
+        <w:bidi w:val="1"/>
+        <w:spacing w:line="240" w:lineRule="auto" w:after="120"/>
+        <w:jc w:val="center"/>
+      </w:pPr>
+      <w:r>
+        <w:rPr>
+          <w:rFonts w:ascii="David" w:hAnsi="David" w:cs="David"/>
+          <w:b w:val="0"/>
+          <w:i w:val="0"/>
+          <w:sz w:val="24"/>
+          <w:szCs w:val="24"/>
+          <w:rtl w:val="1"/>
+        </w:rPr>
+        <w:t>שם: ___________________          ת.ז: ___________________</w:t>
+      </w:r>
+    </w:p>
+    <w:p>
+      <w:pPr>
+        <w:bidi w:val="1"/>
         <w:spacing w:line="240" w:lineRule="auto" w:after="400"/>
         <w:jc w:val="center"/>
       </w:pPr>
@@ -172,7 +208,7 @@
           <w:szCs w:val="24"/>
           <w:rtl w:val="1"/>
         </w:rPr>
-        <w:t>מגיש/ה: ___________________          ת.ז: ___________________</w:t>
+        <w:t>שם: ___________________          ת.ז: ___________________</w:t>
       </w:r>
     </w:p>
     <w:p>
